--- a/lessons/9-4/downloads/9-4-notes-teacher-l3.docx
+++ b/lessons/9-4/downloads/9-4-notes-teacher-l3.docx
@@ -877,7 +877,7 @@
                 <w:sz w:val="18"/>
                 <w:szCs w:val="18"/>
               </w:rPr>
-              <w:t xml:space="preserve">The line says 5 minutes → 6,000 feet, so 6 minutes should be about 7,200.</w:t>
+              <w:t xml:space="preserve">We measured up to 5 minutes → 6,000 feet. Reach PAST what was measured: 6 minutes should be about 7,200.</w:t>
             </w:r>
           </w:p>
         </w:tc>
@@ -1037,6 +1037,468 @@
         </w:tc>
       </w:tr>
     </w:tbl>
+    <w:tbl>
+      <w:tblPr>
+        <w:tblW w:type="pct" w:w="100%"/>
+        <w:tblBorders>
+          <w:top w:val="none" w:color="FFFFFF" w:sz="0"/>
+          <w:left w:val="none" w:color="FFFFFF" w:sz="0"/>
+          <w:bottom w:val="single" w:color="C7D2DD" w:sz="4"/>
+          <w:right w:val="none" w:color="FFFFFF" w:sz="0"/>
+          <w:insideH w:val="none" w:color="FFFFFF" w:sz="0"/>
+          <w:insideV w:val="none" w:color="FFFFFF" w:sz="0"/>
+        </w:tblBorders>
+      </w:tblPr>
+      <w:tblGrid>
+        <w:gridCol w:w="1800"/>
+        <w:gridCol w:w="7560"/>
+      </w:tblGrid>
+      <w:tr>
+        <w:trPr>
+          <w:cantSplit/>
+        </w:trPr>
+        <w:tc>
+          <w:tcPr>
+            <w:tcW w:type="dxa" w:w="1800"/>
+            <w:tcMar>
+              <w:top w:type="dxa" w:w="100"/>
+              <w:left w:type="dxa" w:w="40"/>
+              <w:bottom w:type="dxa" w:w="100"/>
+              <w:right w:type="dxa" w:w="120"/>
+            </w:tcMar>
+            <w:vAlign w:val="center"/>
+          </w:tcPr>
+          <w:p>
+            <w:pPr>
+              <w:spacing w:after="0"/>
+              <w:jc w:val="center"/>
+            </w:pPr>
+            <w:r>
+              <w:drawing>
+                <wp:inline distT="0" distB="0" distL="0" distR="0">
+                  <wp:extent cx="1047750" cy="790575"/>
+                  <wp:effectExtent t="0" r="0" b="0" l="0"/>
+                  <wp:docPr id="1" name="" descr="" title=""/>
+                  <wp:cNvGraphicFramePr>
+                    <a:graphicFrameLocks xmlns:a="http://schemas.openxmlformats.org/drawingml/2006/main" noChangeAspect="1"/>
+                  </wp:cNvGraphicFramePr>
+                  <a:graphic xmlns:a="http://schemas.openxmlformats.org/drawingml/2006/main">
+                    <a:graphicData uri="http://schemas.openxmlformats.org/drawingml/2006/picture">
+                      <pic:pic xmlns:pic="http://schemas.openxmlformats.org/drawingml/2006/picture">
+                        <pic:nvPicPr>
+                          <pic:cNvPr id="0" name="" descr=""/>
+                          <pic:cNvPicPr>
+                            <a:picLocks noChangeAspect="1" noChangeArrowheads="1"/>
+                          </pic:cNvPicPr>
+                        </pic:nvPicPr>
+                        <pic:blipFill>
+                          <a:blip r:embed="rId9" cstate="none"/>
+                          <a:srcRect/>
+                          <a:stretch>
+                            <a:fillRect/>
+                          </a:stretch>
+                        </pic:blipFill>
+                        <pic:spPr bwMode="auto">
+                          <a:xfrm>
+                            <a:off x="0" y="0"/>
+                            <a:ext cx="1047750" cy="790575"/>
+                          </a:xfrm>
+                          <a:prstGeom prst="rect">
+                            <a:avLst/>
+                          </a:prstGeom>
+                        </pic:spPr>
+                      </pic:pic>
+                    </a:graphicData>
+                  </a:graphic>
+                </wp:inline>
+              </w:drawing>
+            </w:r>
+          </w:p>
+        </w:tc>
+        <w:tc>
+          <w:tcPr>
+            <w:tcW w:type="dxa" w:w="7560"/>
+            <w:tcMar>
+              <w:top w:type="dxa" w:w="100"/>
+              <w:left w:type="dxa" w:w="40"/>
+              <w:bottom w:type="dxa" w:w="100"/>
+              <w:right w:type="dxa" w:w="40"/>
+            </w:tcMar>
+            <w:vAlign w:val="center"/>
+          </w:tcPr>
+          <w:p>
+            <w:pPr>
+              <w:spacing w:after="50"/>
+            </w:pPr>
+            <w:r>
+              <w:rPr>
+                <w:b/>
+                <w:bCs/>
+                <w:color w:val="12355B"/>
+                <w:sz w:val="24"/>
+                <w:szCs w:val="24"/>
+              </w:rPr>
+              <w:t xml:space="preserve">Equation</w:t>
+            </w:r>
+            <w:r>
+              <w:rPr>
+                <w:i/>
+                <w:iCs/>
+                <w:color w:val="5F6F80"/>
+                <w:sz w:val="19"/>
+                <w:szCs w:val="19"/>
+              </w:rPr>
+              <w:t xml:space="preserve">   Ecuación</w:t>
+            </w:r>
+          </w:p>
+          <w:p>
+            <w:pPr>
+              <w:spacing w:after="40"/>
+            </w:pPr>
+            <w:r>
+              <w:rPr>
+                <w:sz w:val="21"/>
+                <w:szCs w:val="21"/>
+              </w:rPr>
+              <w:t xml:space="preserve">A math sentence with an equals sign showing two amounts are the same.</w:t>
+            </w:r>
+          </w:p>
+          <w:p>
+            <w:pPr>
+              <w:spacing w:after="0"/>
+            </w:pPr>
+            <w:r>
+              <w:rPr>
+                <w:b/>
+                <w:bCs/>
+                <w:color w:val="1FA6A2"/>
+                <w:sz w:val="18"/>
+                <w:szCs w:val="18"/>
+              </w:rPr>
+              <w:t xml:space="preserve">Example:  </w:t>
+            </w:r>
+            <w:r>
+              <w:rPr>
+                <w:i/>
+                <w:iCs/>
+                <w:color w:val="5F6F80"/>
+                <w:sz w:val="18"/>
+                <w:szCs w:val="18"/>
+              </w:rPr>
+              <w:t xml:space="preserve">c = 24.95m means the total cost equals $24.95 times the number of months.</w:t>
+            </w:r>
+          </w:p>
+        </w:tc>
+      </w:tr>
+    </w:tbl>
+    <w:tbl>
+      <w:tblPr>
+        <w:tblW w:type="pct" w:w="100%"/>
+        <w:tblBorders>
+          <w:top w:val="none" w:color="FFFFFF" w:sz="0"/>
+          <w:left w:val="none" w:color="FFFFFF" w:sz="0"/>
+          <w:bottom w:val="single" w:color="C7D2DD" w:sz="4"/>
+          <w:right w:val="none" w:color="FFFFFF" w:sz="0"/>
+          <w:insideH w:val="none" w:color="FFFFFF" w:sz="0"/>
+          <w:insideV w:val="none" w:color="FFFFFF" w:sz="0"/>
+        </w:tblBorders>
+      </w:tblPr>
+      <w:tblGrid>
+        <w:gridCol w:w="1800"/>
+        <w:gridCol w:w="7560"/>
+      </w:tblGrid>
+      <w:tr>
+        <w:trPr>
+          <w:cantSplit/>
+        </w:trPr>
+        <w:tc>
+          <w:tcPr>
+            <w:tcW w:type="dxa" w:w="1800"/>
+            <w:tcMar>
+              <w:top w:type="dxa" w:w="100"/>
+              <w:left w:type="dxa" w:w="40"/>
+              <w:bottom w:type="dxa" w:w="100"/>
+              <w:right w:type="dxa" w:w="120"/>
+            </w:tcMar>
+            <w:vAlign w:val="center"/>
+          </w:tcPr>
+          <w:p>
+            <w:pPr>
+              <w:spacing w:after="0"/>
+              <w:jc w:val="center"/>
+            </w:pPr>
+            <w:r>
+              <w:drawing>
+                <wp:inline distT="0" distB="0" distL="0" distR="0">
+                  <wp:extent cx="1047750" cy="790575"/>
+                  <wp:effectExtent t="0" r="0" b="0" l="0"/>
+                  <wp:docPr id="1" name="" descr="" title=""/>
+                  <wp:cNvGraphicFramePr>
+                    <a:graphicFrameLocks xmlns:a="http://schemas.openxmlformats.org/drawingml/2006/main" noChangeAspect="1"/>
+                  </wp:cNvGraphicFramePr>
+                  <a:graphic xmlns:a="http://schemas.openxmlformats.org/drawingml/2006/main">
+                    <a:graphicData uri="http://schemas.openxmlformats.org/drawingml/2006/picture">
+                      <pic:pic xmlns:pic="http://schemas.openxmlformats.org/drawingml/2006/picture">
+                        <pic:nvPicPr>
+                          <pic:cNvPr id="0" name="" descr=""/>
+                          <pic:cNvPicPr>
+                            <a:picLocks noChangeAspect="1" noChangeArrowheads="1"/>
+                          </pic:cNvPicPr>
+                        </pic:nvPicPr>
+                        <pic:blipFill>
+                          <a:blip r:embed="rId9" cstate="none"/>
+                          <a:srcRect/>
+                          <a:stretch>
+                            <a:fillRect/>
+                          </a:stretch>
+                        </pic:blipFill>
+                        <pic:spPr bwMode="auto">
+                          <a:xfrm>
+                            <a:off x="0" y="0"/>
+                            <a:ext cx="1047750" cy="790575"/>
+                          </a:xfrm>
+                          <a:prstGeom prst="rect">
+                            <a:avLst/>
+                          </a:prstGeom>
+                        </pic:spPr>
+                      </pic:pic>
+                    </a:graphicData>
+                  </a:graphic>
+                </wp:inline>
+              </w:drawing>
+            </w:r>
+          </w:p>
+        </w:tc>
+        <w:tc>
+          <w:tcPr>
+            <w:tcW w:type="dxa" w:w="7560"/>
+            <w:tcMar>
+              <w:top w:type="dxa" w:w="100"/>
+              <w:left w:type="dxa" w:w="40"/>
+              <w:bottom w:type="dxa" w:w="100"/>
+              <w:right w:type="dxa" w:w="40"/>
+            </w:tcMar>
+            <w:vAlign w:val="center"/>
+          </w:tcPr>
+          <w:p>
+            <w:pPr>
+              <w:spacing w:after="50"/>
+            </w:pPr>
+            <w:r>
+              <w:rPr>
+                <w:b/>
+                <w:bCs/>
+                <w:color w:val="12355B"/>
+                <w:sz w:val="24"/>
+                <w:szCs w:val="24"/>
+              </w:rPr>
+              <w:t xml:space="preserve">Inverse operation</w:t>
+            </w:r>
+            <w:r>
+              <w:rPr>
+                <w:i/>
+                <w:iCs/>
+                <w:color w:val="5F6F80"/>
+                <w:sz w:val="19"/>
+                <w:szCs w:val="19"/>
+              </w:rPr>
+              <w:t xml:space="preserve">   Operación inversa</w:t>
+            </w:r>
+          </w:p>
+          <w:p>
+            <w:pPr>
+              <w:spacing w:after="40"/>
+            </w:pPr>
+            <w:r>
+              <w:rPr>
+                <w:sz w:val="21"/>
+                <w:szCs w:val="21"/>
+              </w:rPr>
+              <w:t xml:space="preserve">The operation that undoes another one.</w:t>
+            </w:r>
+          </w:p>
+          <w:p>
+            <w:pPr>
+              <w:spacing w:after="0"/>
+            </w:pPr>
+            <w:r>
+              <w:rPr>
+                <w:b/>
+                <w:bCs/>
+                <w:color w:val="1FA6A2"/>
+                <w:sz w:val="18"/>
+                <w:szCs w:val="18"/>
+              </w:rPr>
+              <w:t xml:space="preserve">Example:  </w:t>
+            </w:r>
+            <w:r>
+              <w:rPr>
+                <w:i/>
+                <w:iCs/>
+                <w:color w:val="5F6F80"/>
+                <w:sz w:val="18"/>
+                <w:szCs w:val="18"/>
+              </w:rPr>
+              <w:t xml:space="preserve">Dividing undoes multiplying.</w:t>
+            </w:r>
+          </w:p>
+        </w:tc>
+      </w:tr>
+    </w:tbl>
+    <w:tbl>
+      <w:tblPr>
+        <w:tblW w:type="pct" w:w="100%"/>
+        <w:tblBorders>
+          <w:top w:val="none" w:color="FFFFFF" w:sz="0"/>
+          <w:left w:val="none" w:color="FFFFFF" w:sz="0"/>
+          <w:bottom w:val="single" w:color="C7D2DD" w:sz="4"/>
+          <w:right w:val="none" w:color="FFFFFF" w:sz="0"/>
+          <w:insideH w:val="none" w:color="FFFFFF" w:sz="0"/>
+          <w:insideV w:val="none" w:color="FFFFFF" w:sz="0"/>
+        </w:tblBorders>
+      </w:tblPr>
+      <w:tblGrid>
+        <w:gridCol w:w="1800"/>
+        <w:gridCol w:w="7560"/>
+      </w:tblGrid>
+      <w:tr>
+        <w:trPr>
+          <w:cantSplit/>
+        </w:trPr>
+        <w:tc>
+          <w:tcPr>
+            <w:tcW w:type="dxa" w:w="1800"/>
+            <w:tcMar>
+              <w:top w:type="dxa" w:w="100"/>
+              <w:left w:type="dxa" w:w="40"/>
+              <w:bottom w:type="dxa" w:w="100"/>
+              <w:right w:type="dxa" w:w="120"/>
+            </w:tcMar>
+            <w:vAlign w:val="center"/>
+          </w:tcPr>
+          <w:p>
+            <w:pPr>
+              <w:spacing w:after="0"/>
+              <w:jc w:val="center"/>
+            </w:pPr>
+            <w:r>
+              <w:drawing>
+                <wp:inline distT="0" distB="0" distL="0" distR="0">
+                  <wp:extent cx="1047750" cy="790575"/>
+                  <wp:effectExtent t="0" r="0" b="0" l="0"/>
+                  <wp:docPr id="1" name="" descr="" title=""/>
+                  <wp:cNvGraphicFramePr>
+                    <a:graphicFrameLocks xmlns:a="http://schemas.openxmlformats.org/drawingml/2006/main" noChangeAspect="1"/>
+                  </wp:cNvGraphicFramePr>
+                  <a:graphic xmlns:a="http://schemas.openxmlformats.org/drawingml/2006/main">
+                    <a:graphicData uri="http://schemas.openxmlformats.org/drawingml/2006/picture">
+                      <pic:pic xmlns:pic="http://schemas.openxmlformats.org/drawingml/2006/picture">
+                        <pic:nvPicPr>
+                          <pic:cNvPr id="0" name="" descr=""/>
+                          <pic:cNvPicPr>
+                            <a:picLocks noChangeAspect="1" noChangeArrowheads="1"/>
+                          </pic:cNvPicPr>
+                        </pic:nvPicPr>
+                        <pic:blipFill>
+                          <a:blip r:embed="rId14" cstate="none"/>
+                          <a:srcRect/>
+                          <a:stretch>
+                            <a:fillRect/>
+                          </a:stretch>
+                        </pic:blipFill>
+                        <pic:spPr bwMode="auto">
+                          <a:xfrm>
+                            <a:off x="0" y="0"/>
+                            <a:ext cx="1047750" cy="790575"/>
+                          </a:xfrm>
+                          <a:prstGeom prst="rect">
+                            <a:avLst/>
+                          </a:prstGeom>
+                        </pic:spPr>
+                      </pic:pic>
+                    </a:graphicData>
+                  </a:graphic>
+                </wp:inline>
+              </w:drawing>
+            </w:r>
+          </w:p>
+        </w:tc>
+        <w:tc>
+          <w:tcPr>
+            <w:tcW w:type="dxa" w:w="7560"/>
+            <w:tcMar>
+              <w:top w:type="dxa" w:w="100"/>
+              <w:left w:type="dxa" w:w="40"/>
+              <w:bottom w:type="dxa" w:w="100"/>
+              <w:right w:type="dxa" w:w="40"/>
+            </w:tcMar>
+            <w:vAlign w:val="center"/>
+          </w:tcPr>
+          <w:p>
+            <w:pPr>
+              <w:spacing w:after="50"/>
+            </w:pPr>
+            <w:r>
+              <w:rPr>
+                <w:b/>
+                <w:bCs/>
+                <w:color w:val="12355B"/>
+                <w:sz w:val="24"/>
+                <w:szCs w:val="24"/>
+              </w:rPr>
+              <w:t xml:space="preserve">Work backward</w:t>
+            </w:r>
+            <w:r>
+              <w:rPr>
+                <w:i/>
+                <w:iCs/>
+                <w:color w:val="5F6F80"/>
+                <w:sz w:val="19"/>
+                <w:szCs w:val="19"/>
+              </w:rPr>
+              <w:t xml:space="preserve">   Trabajar hacia atrás</w:t>
+            </w:r>
+          </w:p>
+          <w:p>
+            <w:pPr>
+              <w:spacing w:after="40"/>
+            </w:pPr>
+            <w:r>
+              <w:rPr>
+                <w:sz w:val="21"/>
+                <w:szCs w:val="21"/>
+              </w:rPr>
+              <w:t xml:space="preserve">Start from the output and undo each step to find the input.</w:t>
+            </w:r>
+          </w:p>
+          <w:p>
+            <w:pPr>
+              <w:spacing w:after="0"/>
+            </w:pPr>
+            <w:r>
+              <w:rPr>
+                <w:b/>
+                <w:bCs/>
+                <w:color w:val="1FA6A2"/>
+                <w:sz w:val="18"/>
+                <w:szCs w:val="18"/>
+              </w:rPr>
+              <w:t xml:space="preserve">Example:  </w:t>
+            </w:r>
+            <w:r>
+              <w:rPr>
+                <w:i/>
+                <w:iCs/>
+                <w:color w:val="5F6F80"/>
+                <w:sz w:val="18"/>
+                <w:szCs w:val="18"/>
+              </w:rPr>
+              <w:t xml:space="preserve">Goal first, then undo.</w:t>
+            </w:r>
+          </w:p>
+        </w:tc>
+      </w:tr>
+    </w:tbl>
     <w:p>
       <w:pPr>
         <w:pStyle w:val="Heading1"/>
@@ -1125,7 +1587,7 @@
                 <w:sz w:val="21"/>
                 <w:szCs w:val="21"/>
               </w:rPr>
-              <w:t xml:space="preserve">solution      •      substitute      •      at least      •      predict      •      justify</w:t>
+              <w:t xml:space="preserve">solution      •      substitute      •      at least      •      predict      •      justify      •      Equation      •      Inverse operation      •      Work backward</w:t>
             </w:r>
           </w:p>
         </w:tc>
@@ -1336,6 +1798,117 @@
           <w:szCs w:val="22"/>
         </w:rPr>
         <w:t xml:space="preserve"> it.</w:t>
+      </w:r>
+    </w:p>
+    <w:p>
+      <w:pPr>
+        <w:keepLines/>
+        <w:spacing w:after="260" w:before="200"/>
+      </w:pPr>
+      <w:r>
+        <w:rPr>
+          <w:b/>
+          <w:bCs/>
+          <w:color w:val="12355B"/>
+          <w:sz w:val="22"/>
+          <w:szCs w:val="22"/>
+        </w:rPr>
+        <w:t xml:space="preserve">6.  </w:t>
+      </w:r>
+      <w:r>
+        <w:rPr>
+          <w:sz w:val="22"/>
+          <w:szCs w:val="22"/>
+        </w:rPr>
+        <w:t xml:space="preserve">A math sentence with an equals sign is an </w:t>
+      </w:r>
+      <w:r>
+        <w:rPr>
+          <w:sz w:val="22"/>
+          <w:szCs w:val="22"/>
+        </w:rPr>
+        <w:t xml:space="preserve">________________</w:t>
+      </w:r>
+      <w:r>
+        <w:rPr>
+          <w:sz w:val="22"/>
+          <w:szCs w:val="22"/>
+        </w:rPr>
+        <w:t xml:space="preserve">.</w:t>
+      </w:r>
+    </w:p>
+    <w:p>
+      <w:pPr>
+        <w:keepLines/>
+        <w:spacing w:after="260" w:before="200"/>
+      </w:pPr>
+      <w:r>
+        <w:rPr>
+          <w:b/>
+          <w:bCs/>
+          <w:color w:val="12355B"/>
+          <w:sz w:val="22"/>
+          <w:szCs w:val="22"/>
+        </w:rPr>
+        <w:t xml:space="preserve">7.  </w:t>
+      </w:r>
+      <w:r>
+        <w:rPr>
+          <w:sz w:val="22"/>
+          <w:szCs w:val="22"/>
+        </w:rPr>
+        <w:t xml:space="preserve">Division is the </w:t>
+      </w:r>
+      <w:r>
+        <w:rPr>
+          <w:sz w:val="22"/>
+          <w:szCs w:val="22"/>
+        </w:rPr>
+        <w:t xml:space="preserve">________________</w:t>
+      </w:r>
+      <w:r>
+        <w:rPr>
+          <w:sz w:val="22"/>
+          <w:szCs w:val="22"/>
+        </w:rPr>
+        <w:t xml:space="preserve"> of multiplication.</w:t>
+      </w:r>
+    </w:p>
+    <w:p>
+      <w:pPr>
+        <w:keepLines/>
+        <w:spacing w:after="260" w:before="200"/>
+      </w:pPr>
+      <w:r>
+        <w:rPr>
+          <w:b/>
+          <w:bCs/>
+          <w:color w:val="12355B"/>
+          <w:sz w:val="22"/>
+          <w:szCs w:val="22"/>
+        </w:rPr>
+        <w:t xml:space="preserve">8.  </w:t>
+      </w:r>
+      <w:r>
+        <w:rPr>
+          <w:sz w:val="22"/>
+          <w:szCs w:val="22"/>
+        </w:rPr>
+        <w:t xml:space="preserve">Starting from the output and undoing steps to find the input is called </w:t>
+      </w:r>
+      <w:r>
+        <w:rPr>
+          <w:sz w:val="22"/>
+          <w:szCs w:val="22"/>
+        </w:rPr>
+        <w:t xml:space="preserve">________________</w:t>
+      </w:r>
+      <w:r>
+        <w:rPr>
+          <w:sz w:val="22"/>
+          <w:szCs w:val="22"/>
+        </w:rPr>
+        <w:t xml:space="preserve">.</w:t>
       </w:r>
     </w:p>
     <w:p>
@@ -2325,7 +2898,7 @@
           <w:sz w:val="20"/>
           <w:szCs w:val="20"/>
         </w:rPr>
-        <w:t xml:space="preserve">A)  20 cars</w:t>
+        <w:t xml:space="preserve">A)  10.5 cars</w:t>
       </w:r>
     </w:p>
     <w:p>
@@ -2338,7 +2911,7 @@
           <w:sz w:val="20"/>
           <w:szCs w:val="20"/>
         </w:rPr>
-        <w:t xml:space="preserve">B)  10.5 cars</w:t>
+        <w:t xml:space="preserve">B)  16 cars</w:t>
       </w:r>
     </w:p>
     <w:p>
@@ -2351,7 +2924,7 @@
           <w:sz w:val="20"/>
           <w:szCs w:val="20"/>
         </w:rPr>
-        <w:t xml:space="preserve">C)  16 cars</w:t>
+        <w:t xml:space="preserve">C)  20 cars</w:t>
       </w:r>
     </w:p>
     <w:p>
@@ -2410,7 +2983,7 @@
           <w:sz w:val="21"/>
           <w:szCs w:val="21"/>
         </w:rPr>
-        <w:t xml:space="preserve">A. 20 cars</w:t>
+        <w:t xml:space="preserve">C. 20 cars</w:t>
       </w:r>
     </w:p>
     <w:p>
@@ -2536,7 +3109,7 @@
           <w:sz w:val="20"/>
           <w:szCs w:val="20"/>
         </w:rPr>
-        <w:t xml:space="preserve">A)  c = 20s</w:t>
+        <w:t xml:space="preserve">A)  c = 2.5s</w:t>
       </w:r>
     </w:p>
     <w:p>
@@ -2549,7 +3122,7 @@
           <w:sz w:val="20"/>
           <w:szCs w:val="20"/>
         </w:rPr>
-        <w:t xml:space="preserve">B)  c = 2.5s</w:t>
+        <w:t xml:space="preserve">B)  c = 8s</w:t>
       </w:r>
     </w:p>
     <w:p>
@@ -2562,7 +3135,7 @@
           <w:sz w:val="20"/>
           <w:szCs w:val="20"/>
         </w:rPr>
-        <w:t xml:space="preserve">C)  c = 8s</w:t>
+        <w:t xml:space="preserve">C)  c = 10.5s</w:t>
       </w:r>
     </w:p>
     <w:p>
@@ -2575,7 +3148,7 @@
           <w:sz w:val="20"/>
           <w:szCs w:val="20"/>
         </w:rPr>
-        <w:t xml:space="preserve">D)  c = 10.5s</w:t>
+        <w:t xml:space="preserve">D)  c = 20s</w:t>
       </w:r>
     </w:p>
     <w:p>
@@ -2666,7 +3239,7 @@
           <w:sz w:val="20"/>
           <w:szCs w:val="20"/>
         </w:rPr>
-        <w:t xml:space="preserve">A)  504 hours — yes, because 504 hours is more than the 400 hours needed</w:t>
+        <w:t xml:space="preserve">A)  72 hours — no, that is less than 400 hours</w:t>
       </w:r>
     </w:p>
     <w:p>
@@ -2692,7 +3265,7 @@
           <w:sz w:val="20"/>
           <w:szCs w:val="20"/>
         </w:rPr>
-        <w:t xml:space="preserve">C)  72 hours — no, that is less than 400 hours</w:t>
+        <w:t xml:space="preserve">C)  504 hours — yes, because 504 hours is more than the 400 hours needed</w:t>
       </w:r>
     </w:p>
     <w:p>
@@ -3089,7 +3662,7 @@
           <w:sz w:val="21"/>
           <w:szCs w:val="21"/>
         </w:rPr>
-        <w:t xml:space="preserve">A)  400 hours</w:t>
+        <w:t xml:space="preserve">A)  40 hours</w:t>
       </w:r>
     </w:p>
     <w:p>
@@ -3102,7 +3675,7 @@
           <w:sz w:val="21"/>
           <w:szCs w:val="21"/>
         </w:rPr>
-        <w:t xml:space="preserve">B)  2,500 hours</w:t>
+        <w:t xml:space="preserve">B)  400 hours</w:t>
       </w:r>
     </w:p>
     <w:p>
@@ -3128,7 +3701,7 @@
           <w:sz w:val="21"/>
           <w:szCs w:val="21"/>
         </w:rPr>
-        <w:t xml:space="preserve">D)  40 hours</w:t>
+        <w:t xml:space="preserve">D)  2,500 hours</w:t>
       </w:r>
     </w:p>
     <w:p>
@@ -3299,6 +3872,69 @@
     </w:p>
     <w:p>
       <w:pPr>
+        <w:spacing w:after="80"/>
+      </w:pPr>
+      <w:r>
+        <w:rPr>
+          <w:b/>
+          <w:bCs/>
+          <w:sz w:val="21"/>
+          <w:szCs w:val="21"/>
+        </w:rPr>
+        <w:t xml:space="preserve">Notes 6:  </w:t>
+      </w:r>
+      <w:r>
+        <w:rPr>
+          <w:sz w:val="21"/>
+          <w:szCs w:val="21"/>
+        </w:rPr>
+        <w:t xml:space="preserve">Equation</w:t>
+      </w:r>
+    </w:p>
+    <w:p>
+      <w:pPr>
+        <w:spacing w:after="80"/>
+      </w:pPr>
+      <w:r>
+        <w:rPr>
+          <w:b/>
+          <w:bCs/>
+          <w:sz w:val="21"/>
+          <w:szCs w:val="21"/>
+        </w:rPr>
+        <w:t xml:space="preserve">Notes 7:  </w:t>
+      </w:r>
+      <w:r>
+        <w:rPr>
+          <w:sz w:val="21"/>
+          <w:szCs w:val="21"/>
+        </w:rPr>
+        <w:t xml:space="preserve">Inverse operation</w:t>
+      </w:r>
+    </w:p>
+    <w:p>
+      <w:pPr>
+        <w:spacing w:after="80"/>
+      </w:pPr>
+      <w:r>
+        <w:rPr>
+          <w:b/>
+          <w:bCs/>
+          <w:sz w:val="21"/>
+          <w:szCs w:val="21"/>
+        </w:rPr>
+        <w:t xml:space="preserve">Notes 8:  </w:t>
+      </w:r>
+      <w:r>
+        <w:rPr>
+          <w:sz w:val="21"/>
+          <w:szCs w:val="21"/>
+        </w:rPr>
+        <w:t xml:space="preserve">Work backward</w:t>
+      </w:r>
+    </w:p>
+    <w:p>
+      <w:pPr>
         <w:pStyle w:val="Heading2"/>
         <w:spacing w:after="80" w:before="180"/>
       </w:pPr>
@@ -3331,7 +3967,7 @@
           <w:sz w:val="21"/>
           <w:szCs w:val="21"/>
         </w:rPr>
-        <w:t xml:space="preserve">A. 20 cars</w:t>
+        <w:t xml:space="preserve">C. 20 cars</w:t>
       </w:r>
     </w:p>
     <w:p>
@@ -3430,7 +4066,7 @@
           <w:sz w:val="21"/>
           <w:szCs w:val="21"/>
         </w:rPr>
-        <w:t xml:space="preserve">A)  60 cars</w:t>
+        <w:t xml:space="preserve">D)  60 cars</w:t>
       </w:r>
       <w:r>
         <w:rPr>
@@ -3461,7 +4097,7 @@
           <w:sz w:val="21"/>
           <w:szCs w:val="21"/>
         </w:rPr>
-        <w:t xml:space="preserve">A)  $12</w:t>
+        <w:t xml:space="preserve">B)  $12</w:t>
       </w:r>
       <w:r>
         <w:rPr>
@@ -3492,7 +4128,7 @@
           <w:sz w:val="21"/>
           <w:szCs w:val="21"/>
         </w:rPr>
-        <w:t xml:space="preserve">A)  $240</w:t>
+        <w:t xml:space="preserve">D)  $240</w:t>
       </w:r>
       <w:r>
         <w:rPr>
@@ -3523,7 +4159,7 @@
           <w:sz w:val="21"/>
           <w:szCs w:val="21"/>
         </w:rPr>
-        <w:t xml:space="preserve">A)  The total amount of money raised</w:t>
+        <w:t xml:space="preserve">B)  The total amount of money raised</w:t>
       </w:r>
       <w:r>
         <w:rPr>
@@ -3570,7 +4206,7 @@
           <w:sz w:val="21"/>
           <w:szCs w:val="21"/>
         </w:rPr>
-        <w:t xml:space="preserve">A)  400 hours</w:t>
+        <w:t xml:space="preserve">B)  400 hours</w:t>
       </w:r>
       <w:r>
         <w:rPr>
@@ -3601,7 +4237,7 @@
           <w:sz w:val="21"/>
           <w:szCs w:val="21"/>
         </w:rPr>
-        <w:t xml:space="preserve">A)  About 17 days</w:t>
+        <w:t xml:space="preserve">B)  About 17 days</w:t>
       </w:r>
       <w:r>
         <w:rPr>
@@ -3639,7 +4275,7 @@
           <w:sz w:val="21"/>
           <w:szCs w:val="21"/>
         </w:rPr>
-        <w:t xml:space="preserve">A)  400 hours</w:t>
+        <w:t xml:space="preserve">B)  400 hours</w:t>
       </w:r>
       <w:r>
         <w:rPr>

--- a/lessons/9-4/downloads/9-4-notes-teacher-l3.docx
+++ b/lessons/9-4/downloads/9-4-notes-teacher-l3.docx
@@ -264,49 +264,269 @@
           <w:sz w:val="19"/>
           <w:szCs w:val="19"/>
         </w:rPr>
-        <w:t xml:space="preserve">Look at the picture, read the word, then read what it means.</w:t>
+        <w:t xml:space="preserve">Review each concept term, definition, non-example, and visual clue.</w:t>
       </w:r>
     </w:p>
     <w:tbl>
       <w:tblPr>
-        <w:tblW w:type="pct" w:w="100%"/>
+        <w:tblW w:type="dxa" w:w="9360"/>
         <w:tblBorders>
-          <w:top w:val="none" w:color="FFFFFF" w:sz="0"/>
-          <w:left w:val="none" w:color="FFFFFF" w:sz="0"/>
-          <w:bottom w:val="single" w:color="C7D2DD" w:sz="4"/>
-          <w:right w:val="none" w:color="FFFFFF" w:sz="0"/>
-          <w:insideH w:val="none" w:color="FFFFFF" w:sz="0"/>
-          <w:insideV w:val="none" w:color="FFFFFF" w:sz="0"/>
+          <w:top w:val="single" w:color="C7D2DD" w:sz="6"/>
+          <w:left w:val="single" w:color="C7D2DD" w:sz="6"/>
+          <w:bottom w:val="single" w:color="C7D2DD" w:sz="6"/>
+          <w:right w:val="single" w:color="C7D2DD" w:sz="6"/>
+          <w:insideH w:val="single" w:color="C7D2DD" w:sz="6"/>
+          <w:insideV w:val="single" w:color="C7D2DD" w:sz="6"/>
         </w:tblBorders>
       </w:tblPr>
       <w:tblGrid>
         <w:gridCol w:w="1800"/>
-        <w:gridCol w:w="7560"/>
+        <w:gridCol w:w="3160"/>
+        <w:gridCol w:w="2200"/>
+        <w:gridCol w:w="2200"/>
       </w:tblGrid>
       <w:tr>
         <w:trPr>
           <w:cantSplit/>
+          <w:tblHeader/>
         </w:trPr>
         <w:tc>
           <w:tcPr>
             <w:tcW w:type="dxa" w:w="1800"/>
-            <w:tcMar>
-              <w:top w:type="dxa" w:w="100"/>
-              <w:left w:type="dxa" w:w="40"/>
-              <w:bottom w:type="dxa" w:w="100"/>
-              <w:right w:type="dxa" w:w="120"/>
-            </w:tcMar>
-            <w:vAlign w:val="center"/>
+            <w:shd w:fill="EEF4F8" w:color="auto" w:val="clear"/>
+            <w:tcMar>
+              <w:top w:type="dxa" w:w="80"/>
+              <w:left w:type="dxa" w:w="100"/>
+              <w:bottom w:type="dxa" w:w="80"/>
+              <w:right w:type="dxa" w:w="100"/>
+            </w:tcMar>
           </w:tcPr>
           <w:p>
             <w:pPr>
               <w:spacing w:after="0"/>
+            </w:pPr>
+            <w:r>
+              <w:rPr>
+                <w:b/>
+                <w:bCs/>
+                <w:color w:val="12355B"/>
+                <w:sz w:val="19"/>
+                <w:szCs w:val="19"/>
+              </w:rPr>
+              <w:t xml:space="preserve">Concept Term</w:t>
+            </w:r>
+          </w:p>
+        </w:tc>
+        <w:tc>
+          <w:tcPr>
+            <w:tcW w:type="dxa" w:w="3160"/>
+            <w:shd w:fill="EEF4F8" w:color="auto" w:val="clear"/>
+            <w:tcMar>
+              <w:top w:type="dxa" w:w="80"/>
+              <w:left w:type="dxa" w:w="100"/>
+              <w:bottom w:type="dxa" w:w="80"/>
+              <w:right w:type="dxa" w:w="100"/>
+            </w:tcMar>
+          </w:tcPr>
+          <w:p>
+            <w:pPr>
+              <w:spacing w:after="0"/>
+            </w:pPr>
+            <w:r>
+              <w:rPr>
+                <w:b/>
+                <w:bCs/>
+                <w:color w:val="12355B"/>
+                <w:sz w:val="19"/>
+                <w:szCs w:val="19"/>
+              </w:rPr>
+              <w:t xml:space="preserve">Student-Friendly Definition</w:t>
+            </w:r>
+          </w:p>
+        </w:tc>
+        <w:tc>
+          <w:tcPr>
+            <w:tcW w:type="dxa" w:w="2200"/>
+            <w:shd w:fill="EEF4F8" w:color="auto" w:val="clear"/>
+            <w:tcMar>
+              <w:top w:type="dxa" w:w="80"/>
+              <w:left w:type="dxa" w:w="100"/>
+              <w:bottom w:type="dxa" w:w="80"/>
+              <w:right w:type="dxa" w:w="100"/>
+            </w:tcMar>
+          </w:tcPr>
+          <w:p>
+            <w:pPr>
+              <w:spacing w:after="0"/>
+            </w:pPr>
+            <w:r>
+              <w:rPr>
+                <w:b/>
+                <w:bCs/>
+                <w:color w:val="12355B"/>
+                <w:sz w:val="19"/>
+                <w:szCs w:val="19"/>
+              </w:rPr>
+              <w:t xml:space="preserve">Non-Example</w:t>
+            </w:r>
+          </w:p>
+        </w:tc>
+        <w:tc>
+          <w:tcPr>
+            <w:tcW w:type="dxa" w:w="2200"/>
+            <w:shd w:fill="EEF4F8" w:color="auto" w:val="clear"/>
+            <w:tcMar>
+              <w:top w:type="dxa" w:w="80"/>
+              <w:left w:type="dxa" w:w="100"/>
+              <w:bottom w:type="dxa" w:w="80"/>
+              <w:right w:type="dxa" w:w="100"/>
+            </w:tcMar>
+          </w:tcPr>
+          <w:p>
+            <w:pPr>
+              <w:spacing w:after="0"/>
+            </w:pPr>
+            <w:r>
+              <w:rPr>
+                <w:b/>
+                <w:bCs/>
+                <w:color w:val="12355B"/>
+                <w:sz w:val="19"/>
+                <w:szCs w:val="19"/>
+              </w:rPr>
+              <w:t xml:space="preserve">Visual Clue</w:t>
+            </w:r>
+          </w:p>
+        </w:tc>
+      </w:tr>
+      <w:tr>
+        <w:trPr>
+          <w:cantSplit/>
+        </w:trPr>
+        <w:tc>
+          <w:tcPr>
+            <w:tcW w:type="dxa" w:w="1800"/>
+            <w:tcMar>
+              <w:top w:type="dxa" w:w="80"/>
+              <w:left w:type="dxa" w:w="100"/>
+              <w:bottom w:type="dxa" w:w="80"/>
+              <w:right w:type="dxa" w:w="100"/>
+            </w:tcMar>
+            <w:vAlign w:val="top"/>
+          </w:tcPr>
+          <w:p>
+            <w:pPr>
+              <w:spacing w:after="30"/>
+            </w:pPr>
+            <w:r>
+              <w:rPr>
+                <w:b/>
+                <w:bCs/>
+                <w:color w:val="12355B"/>
+                <w:sz w:val="21"/>
+                <w:szCs w:val="21"/>
+              </w:rPr>
+              <w:t xml:space="preserve">solution</w:t>
+            </w:r>
+          </w:p>
+          <w:p>
+            <w:pPr>
+              <w:spacing w:after="0"/>
+            </w:pPr>
+            <w:r>
+              <w:rPr>
+                <w:i/>
+                <w:iCs/>
+                <w:color w:val="5F6F80"/>
+                <w:sz w:val="18"/>
+                <w:szCs w:val="18"/>
+              </w:rPr>
+              <w:t xml:space="preserve">solución</w:t>
+            </w:r>
+          </w:p>
+        </w:tc>
+        <w:tc>
+          <w:tcPr>
+            <w:tcW w:type="dxa" w:w="3160"/>
+            <w:tcMar>
+              <w:top w:type="dxa" w:w="80"/>
+              <w:left w:type="dxa" w:w="100"/>
+              <w:bottom w:type="dxa" w:w="80"/>
+              <w:right w:type="dxa" w:w="100"/>
+            </w:tcMar>
+            <w:vAlign w:val="top"/>
+          </w:tcPr>
+          <w:p>
+            <w:pPr>
+              <w:spacing w:after="0"/>
+            </w:pPr>
+            <w:r>
+              <w:rPr>
+                <w:sz w:val="20"/>
+                <w:szCs w:val="20"/>
+              </w:rPr>
+              <w:t xml:space="preserve">A value of the variable that makes an equation true.</w:t>
+            </w:r>
+          </w:p>
+        </w:tc>
+        <w:tc>
+          <w:tcPr>
+            <w:tcW w:type="dxa" w:w="2200"/>
+            <w:tcMar>
+              <w:top w:type="dxa" w:w="80"/>
+              <w:left w:type="dxa" w:w="100"/>
+              <w:bottom w:type="dxa" w:w="80"/>
+              <w:right w:type="dxa" w:w="100"/>
+            </w:tcMar>
+            <w:vAlign w:val="top"/>
+          </w:tcPr>
+          <w:p>
+            <w:pPr>
+              <w:spacing w:after="40"/>
+            </w:pPr>
+            <w:r>
+              <w:rPr>
+                <w:i/>
+                <w:iCs/>
+                <w:color w:val="5F6F80"/>
+                <w:sz w:val="19"/>
+                <w:szCs w:val="19"/>
+              </w:rPr>
+              <w:t xml:space="preserve">Not solution: write a counter-example that breaks the definition.</w:t>
+            </w:r>
+          </w:p>
+          <w:p>
+            <w:pPr>
+              <w:pBdr>
+                <w:bottom w:val="single" w:color="AFBECC" w:sz="6"/>
+              </w:pBdr>
+              <w:spacing w:after="30" w:before="150"/>
+            </w:pPr>
+            <w:r>
+              <w:t xml:space="preserve"/>
+            </w:r>
+          </w:p>
+        </w:tc>
+        <w:tc>
+          <w:tcPr>
+            <w:tcW w:type="dxa" w:w="2200"/>
+            <w:tcMar>
+              <w:top w:type="dxa" w:w="80"/>
+              <w:left w:type="dxa" w:w="100"/>
+              <w:bottom w:type="dxa" w:w="80"/>
+              <w:right w:type="dxa" w:w="100"/>
+            </w:tcMar>
+            <w:vAlign w:val="top"/>
+          </w:tcPr>
+          <w:p>
+            <w:pPr>
+              <w:spacing w:after="40"/>
               <w:jc w:val="center"/>
             </w:pPr>
             <w:r>
               <w:drawing>
                 <wp:inline distT="0" distB="0" distL="0" distR="0">
-                  <wp:extent cx="1047750" cy="790575"/>
+                  <wp:extent cx="876300" cy="657225"/>
                   <wp:effectExtent t="0" r="0" b="0" l="0"/>
                   <wp:docPr id="1" name="" descr="" title=""/>
                   <wp:cNvGraphicFramePr>
@@ -331,7 +551,7 @@
                         <pic:spPr bwMode="auto">
                           <a:xfrm>
                             <a:off x="0" y="0"/>
-                            <a:ext cx="1047750" cy="790575"/>
+                            <a:ext cx="876300" cy="657225"/>
                           </a:xfrm>
                           <a:prstGeom prst="rect">
                             <a:avLst/>
@@ -344,32 +564,108 @@
               </w:drawing>
             </w:r>
           </w:p>
-        </w:tc>
-        <w:tc>
-          <w:tcPr>
-            <w:tcW w:type="dxa" w:w="7560"/>
-            <w:tcMar>
-              <w:top w:type="dxa" w:w="100"/>
-              <w:left w:type="dxa" w:w="40"/>
-              <w:bottom w:type="dxa" w:w="100"/>
-              <w:right w:type="dxa" w:w="40"/>
-            </w:tcMar>
-            <w:vAlign w:val="center"/>
-          </w:tcPr>
-          <w:p>
-            <w:pPr>
-              <w:spacing w:after="50"/>
+          <w:p>
+            <w:pPr>
+              <w:spacing w:after="0"/>
+            </w:pPr>
+            <w:r>
+              <w:rPr>
+                <w:i/>
+                <w:iCs/>
+                <w:color w:val="5F6F80"/>
+                <w:sz w:val="18"/>
+                <w:szCs w:val="18"/>
+              </w:rPr>
+              <w:t xml:space="preserve">h = 8 makes 2.5h = 20 true, so 8 is the solution.</w:t>
+            </w:r>
+          </w:p>
+        </w:tc>
+      </w:tr>
+      <w:tr>
+        <w:trPr>
+          <w:cantSplit/>
+        </w:trPr>
+        <w:tc>
+          <w:tcPr>
+            <w:tcW w:type="dxa" w:w="1800"/>
+            <w:tcMar>
+              <w:top w:type="dxa" w:w="80"/>
+              <w:left w:type="dxa" w:w="100"/>
+              <w:bottom w:type="dxa" w:w="80"/>
+              <w:right w:type="dxa" w:w="100"/>
+            </w:tcMar>
+            <w:vAlign w:val="top"/>
+          </w:tcPr>
+          <w:p>
+            <w:pPr>
+              <w:spacing w:after="30"/>
             </w:pPr>
             <w:r>
               <w:rPr>
                 <w:b/>
                 <w:bCs/>
                 <w:color w:val="12355B"/>
-                <w:sz w:val="24"/>
-                <w:szCs w:val="24"/>
-              </w:rPr>
-              <w:t xml:space="preserve">solution</w:t>
-            </w:r>
+                <w:sz w:val="21"/>
+                <w:szCs w:val="21"/>
+              </w:rPr>
+              <w:t xml:space="preserve">substitute</w:t>
+            </w:r>
+          </w:p>
+          <w:p>
+            <w:pPr>
+              <w:spacing w:after="0"/>
+            </w:pPr>
+            <w:r>
+              <w:rPr>
+                <w:i/>
+                <w:iCs/>
+                <w:color w:val="5F6F80"/>
+                <w:sz w:val="18"/>
+                <w:szCs w:val="18"/>
+              </w:rPr>
+              <w:t xml:space="preserve">sustituir</w:t>
+            </w:r>
+          </w:p>
+        </w:tc>
+        <w:tc>
+          <w:tcPr>
+            <w:tcW w:type="dxa" w:w="3160"/>
+            <w:tcMar>
+              <w:top w:type="dxa" w:w="80"/>
+              <w:left w:type="dxa" w:w="100"/>
+              <w:bottom w:type="dxa" w:w="80"/>
+              <w:right w:type="dxa" w:w="100"/>
+            </w:tcMar>
+            <w:vAlign w:val="top"/>
+          </w:tcPr>
+          <w:p>
+            <w:pPr>
+              <w:spacing w:after="0"/>
+            </w:pPr>
+            <w:r>
+              <w:rPr>
+                <w:sz w:val="20"/>
+                <w:szCs w:val="20"/>
+              </w:rPr>
+              <w:t xml:space="preserve">To replace a variable with a number so you can compute.</w:t>
+            </w:r>
+          </w:p>
+        </w:tc>
+        <w:tc>
+          <w:tcPr>
+            <w:tcW w:type="dxa" w:w="2200"/>
+            <w:tcMar>
+              <w:top w:type="dxa" w:w="80"/>
+              <w:left w:type="dxa" w:w="100"/>
+              <w:bottom w:type="dxa" w:w="80"/>
+              <w:right w:type="dxa" w:w="100"/>
+            </w:tcMar>
+            <w:vAlign w:val="top"/>
+          </w:tcPr>
+          <w:p>
+            <w:pPr>
+              <w:spacing w:after="40"/>
+            </w:pPr>
             <w:r>
               <w:rPr>
                 <w:i/>
@@ -378,89 +674,41 @@
                 <w:sz w:val="19"/>
                 <w:szCs w:val="19"/>
               </w:rPr>
-              <w:t xml:space="preserve">   solución</w:t>
-            </w:r>
-          </w:p>
+              <w:t xml:space="preserve">Not substitute: write a counter-example that breaks the definition.</w:t>
+            </w:r>
+          </w:p>
+          <w:p>
+            <w:pPr>
+              <w:pBdr>
+                <w:bottom w:val="single" w:color="AFBECC" w:sz="6"/>
+              </w:pBdr>
+              <w:spacing w:after="30" w:before="150"/>
+            </w:pPr>
+            <w:r>
+              <w:t xml:space="preserve"/>
+            </w:r>
+          </w:p>
+        </w:tc>
+        <w:tc>
+          <w:tcPr>
+            <w:tcW w:type="dxa" w:w="2200"/>
+            <w:tcMar>
+              <w:top w:type="dxa" w:w="80"/>
+              <w:left w:type="dxa" w:w="100"/>
+              <w:bottom w:type="dxa" w:w="80"/>
+              <w:right w:type="dxa" w:w="100"/>
+            </w:tcMar>
+            <w:vAlign w:val="top"/>
+          </w:tcPr>
           <w:p>
             <w:pPr>
               <w:spacing w:after="40"/>
-            </w:pPr>
-            <w:r>
-              <w:rPr>
-                <w:sz w:val="21"/>
-                <w:szCs w:val="21"/>
-              </w:rPr>
-              <w:t xml:space="preserve">A value of the variable that makes an equation true.</w:t>
-            </w:r>
-          </w:p>
-          <w:p>
-            <w:pPr>
-              <w:spacing w:after="0"/>
-            </w:pPr>
-            <w:r>
-              <w:rPr>
-                <w:b/>
-                <w:bCs/>
-                <w:color w:val="1FA6A2"/>
-                <w:sz w:val="18"/>
-                <w:szCs w:val="18"/>
-              </w:rPr>
-              <w:t xml:space="preserve">Example:  </w:t>
-            </w:r>
-            <w:r>
-              <w:rPr>
-                <w:i/>
-                <w:iCs/>
-                <w:color w:val="5F6F80"/>
-                <w:sz w:val="18"/>
-                <w:szCs w:val="18"/>
-              </w:rPr>
-              <w:t xml:space="preserve">h = 8 makes 2.5h = 20 true, so 8 is the solution.</w:t>
-            </w:r>
-          </w:p>
-        </w:tc>
-      </w:tr>
-    </w:tbl>
-    <w:tbl>
-      <w:tblPr>
-        <w:tblW w:type="pct" w:w="100%"/>
-        <w:tblBorders>
-          <w:top w:val="none" w:color="FFFFFF" w:sz="0"/>
-          <w:left w:val="none" w:color="FFFFFF" w:sz="0"/>
-          <w:bottom w:val="single" w:color="C7D2DD" w:sz="4"/>
-          <w:right w:val="none" w:color="FFFFFF" w:sz="0"/>
-          <w:insideH w:val="none" w:color="FFFFFF" w:sz="0"/>
-          <w:insideV w:val="none" w:color="FFFFFF" w:sz="0"/>
-        </w:tblBorders>
-      </w:tblPr>
-      <w:tblGrid>
-        <w:gridCol w:w="1800"/>
-        <w:gridCol w:w="7560"/>
-      </w:tblGrid>
-      <w:tr>
-        <w:trPr>
-          <w:cantSplit/>
-        </w:trPr>
-        <w:tc>
-          <w:tcPr>
-            <w:tcW w:type="dxa" w:w="1800"/>
-            <w:tcMar>
-              <w:top w:type="dxa" w:w="100"/>
-              <w:left w:type="dxa" w:w="40"/>
-              <w:bottom w:type="dxa" w:w="100"/>
-              <w:right w:type="dxa" w:w="120"/>
-            </w:tcMar>
-            <w:vAlign w:val="center"/>
-          </w:tcPr>
-          <w:p>
-            <w:pPr>
-              <w:spacing w:after="0"/>
               <w:jc w:val="center"/>
             </w:pPr>
             <w:r>
               <w:drawing>
                 <wp:inline distT="0" distB="0" distL="0" distR="0">
-                  <wp:extent cx="1047750" cy="790575"/>
+                  <wp:extent cx="876300" cy="657225"/>
                   <wp:effectExtent t="0" r="0" b="0" l="0"/>
                   <wp:docPr id="1" name="" descr="" title=""/>
                   <wp:cNvGraphicFramePr>
@@ -485,7 +733,7 @@
                         <pic:spPr bwMode="auto">
                           <a:xfrm>
                             <a:off x="0" y="0"/>
-                            <a:ext cx="1047750" cy="790575"/>
+                            <a:ext cx="876300" cy="657225"/>
                           </a:xfrm>
                           <a:prstGeom prst="rect">
                             <a:avLst/>
@@ -498,32 +746,108 @@
               </w:drawing>
             </w:r>
           </w:p>
-        </w:tc>
-        <w:tc>
-          <w:tcPr>
-            <w:tcW w:type="dxa" w:w="7560"/>
-            <w:tcMar>
-              <w:top w:type="dxa" w:w="100"/>
-              <w:left w:type="dxa" w:w="40"/>
-              <w:bottom w:type="dxa" w:w="100"/>
-              <w:right w:type="dxa" w:w="40"/>
-            </w:tcMar>
-            <w:vAlign w:val="center"/>
-          </w:tcPr>
-          <w:p>
-            <w:pPr>
-              <w:spacing w:after="50"/>
+          <w:p>
+            <w:pPr>
+              <w:spacing w:after="0"/>
+            </w:pPr>
+            <w:r>
+              <w:rPr>
+                <w:i/>
+                <w:iCs/>
+                <w:color w:val="5F6F80"/>
+                <w:sz w:val="18"/>
+                <w:szCs w:val="18"/>
+              </w:rPr>
+              <w:t xml:space="preserve">c = 15h with h = 5 becomes c = 15 × 5 = 75.</w:t>
+            </w:r>
+          </w:p>
+        </w:tc>
+      </w:tr>
+      <w:tr>
+        <w:trPr>
+          <w:cantSplit/>
+        </w:trPr>
+        <w:tc>
+          <w:tcPr>
+            <w:tcW w:type="dxa" w:w="1800"/>
+            <w:tcMar>
+              <w:top w:type="dxa" w:w="80"/>
+              <w:left w:type="dxa" w:w="100"/>
+              <w:bottom w:type="dxa" w:w="80"/>
+              <w:right w:type="dxa" w:w="100"/>
+            </w:tcMar>
+            <w:vAlign w:val="top"/>
+          </w:tcPr>
+          <w:p>
+            <w:pPr>
+              <w:spacing w:after="30"/>
             </w:pPr>
             <w:r>
               <w:rPr>
                 <w:b/>
                 <w:bCs/>
                 <w:color w:val="12355B"/>
-                <w:sz w:val="24"/>
-                <w:szCs w:val="24"/>
-              </w:rPr>
-              <w:t xml:space="preserve">substitute</w:t>
-            </w:r>
+                <w:sz w:val="21"/>
+                <w:szCs w:val="21"/>
+              </w:rPr>
+              <w:t xml:space="preserve">at least</w:t>
+            </w:r>
+          </w:p>
+          <w:p>
+            <w:pPr>
+              <w:spacing w:after="0"/>
+            </w:pPr>
+            <w:r>
+              <w:rPr>
+                <w:i/>
+                <w:iCs/>
+                <w:color w:val="5F6F80"/>
+                <w:sz w:val="18"/>
+                <w:szCs w:val="18"/>
+              </w:rPr>
+              <w:t xml:space="preserve">al menos</w:t>
+            </w:r>
+          </w:p>
+        </w:tc>
+        <w:tc>
+          <w:tcPr>
+            <w:tcW w:type="dxa" w:w="3160"/>
+            <w:tcMar>
+              <w:top w:type="dxa" w:w="80"/>
+              <w:left w:type="dxa" w:w="100"/>
+              <w:bottom w:type="dxa" w:w="80"/>
+              <w:right w:type="dxa" w:w="100"/>
+            </w:tcMar>
+            <w:vAlign w:val="top"/>
+          </w:tcPr>
+          <w:p>
+            <w:pPr>
+              <w:spacing w:after="0"/>
+            </w:pPr>
+            <w:r>
+              <w:rPr>
+                <w:sz w:val="20"/>
+                <w:szCs w:val="20"/>
+              </w:rPr>
+              <w:t xml:space="preserve">That amount or more — the smallest amount that still works.</w:t>
+            </w:r>
+          </w:p>
+        </w:tc>
+        <w:tc>
+          <w:tcPr>
+            <w:tcW w:type="dxa" w:w="2200"/>
+            <w:tcMar>
+              <w:top w:type="dxa" w:w="80"/>
+              <w:left w:type="dxa" w:w="100"/>
+              <w:bottom w:type="dxa" w:w="80"/>
+              <w:right w:type="dxa" w:w="100"/>
+            </w:tcMar>
+            <w:vAlign w:val="top"/>
+          </w:tcPr>
+          <w:p>
+            <w:pPr>
+              <w:spacing w:after="40"/>
+            </w:pPr>
             <w:r>
               <w:rPr>
                 <w:i/>
@@ -532,89 +856,41 @@
                 <w:sz w:val="19"/>
                 <w:szCs w:val="19"/>
               </w:rPr>
-              <w:t xml:space="preserve">   sustituir</w:t>
-            </w:r>
-          </w:p>
+              <w:t xml:space="preserve">Not at least: write a counter-example that breaks the definition.</w:t>
+            </w:r>
+          </w:p>
+          <w:p>
+            <w:pPr>
+              <w:pBdr>
+                <w:bottom w:val="single" w:color="AFBECC" w:sz="6"/>
+              </w:pBdr>
+              <w:spacing w:after="30" w:before="150"/>
+            </w:pPr>
+            <w:r>
+              <w:t xml:space="preserve"/>
+            </w:r>
+          </w:p>
+        </w:tc>
+        <w:tc>
+          <w:tcPr>
+            <w:tcW w:type="dxa" w:w="2200"/>
+            <w:tcMar>
+              <w:top w:type="dxa" w:w="80"/>
+              <w:left w:type="dxa" w:w="100"/>
+              <w:bottom w:type="dxa" w:w="80"/>
+              <w:right w:type="dxa" w:w="100"/>
+            </w:tcMar>
+            <w:vAlign w:val="top"/>
+          </w:tcPr>
           <w:p>
             <w:pPr>
               <w:spacing w:after="40"/>
-            </w:pPr>
-            <w:r>
-              <w:rPr>
-                <w:sz w:val="21"/>
-                <w:szCs w:val="21"/>
-              </w:rPr>
-              <w:t xml:space="preserve">To replace a variable with a number so you can compute.</w:t>
-            </w:r>
-          </w:p>
-          <w:p>
-            <w:pPr>
-              <w:spacing w:after="0"/>
-            </w:pPr>
-            <w:r>
-              <w:rPr>
-                <w:b/>
-                <w:bCs/>
-                <w:color w:val="1FA6A2"/>
-                <w:sz w:val="18"/>
-                <w:szCs w:val="18"/>
-              </w:rPr>
-              <w:t xml:space="preserve">Example:  </w:t>
-            </w:r>
-            <w:r>
-              <w:rPr>
-                <w:i/>
-                <w:iCs/>
-                <w:color w:val="5F6F80"/>
-                <w:sz w:val="18"/>
-                <w:szCs w:val="18"/>
-              </w:rPr>
-              <w:t xml:space="preserve">c = 15h with h = 5 becomes c = 15 × 5 = 75.</w:t>
-            </w:r>
-          </w:p>
-        </w:tc>
-      </w:tr>
-    </w:tbl>
-    <w:tbl>
-      <w:tblPr>
-        <w:tblW w:type="pct" w:w="100%"/>
-        <w:tblBorders>
-          <w:top w:val="none" w:color="FFFFFF" w:sz="0"/>
-          <w:left w:val="none" w:color="FFFFFF" w:sz="0"/>
-          <w:bottom w:val="single" w:color="C7D2DD" w:sz="4"/>
-          <w:right w:val="none" w:color="FFFFFF" w:sz="0"/>
-          <w:insideH w:val="none" w:color="FFFFFF" w:sz="0"/>
-          <w:insideV w:val="none" w:color="FFFFFF" w:sz="0"/>
-        </w:tblBorders>
-      </w:tblPr>
-      <w:tblGrid>
-        <w:gridCol w:w="1800"/>
-        <w:gridCol w:w="7560"/>
-      </w:tblGrid>
-      <w:tr>
-        <w:trPr>
-          <w:cantSplit/>
-        </w:trPr>
-        <w:tc>
-          <w:tcPr>
-            <w:tcW w:type="dxa" w:w="1800"/>
-            <w:tcMar>
-              <w:top w:type="dxa" w:w="100"/>
-              <w:left w:type="dxa" w:w="40"/>
-              <w:bottom w:type="dxa" w:w="100"/>
-              <w:right w:type="dxa" w:w="120"/>
-            </w:tcMar>
-            <w:vAlign w:val="center"/>
-          </w:tcPr>
-          <w:p>
-            <w:pPr>
-              <w:spacing w:after="0"/>
               <w:jc w:val="center"/>
             </w:pPr>
             <w:r>
               <w:drawing>
                 <wp:inline distT="0" distB="0" distL="0" distR="0">
-                  <wp:extent cx="1047750" cy="790575"/>
+                  <wp:extent cx="876300" cy="657225"/>
                   <wp:effectExtent t="0" r="0" b="0" l="0"/>
                   <wp:docPr id="1" name="" descr="" title=""/>
                   <wp:cNvGraphicFramePr>
@@ -639,7 +915,7 @@
                         <pic:spPr bwMode="auto">
                           <a:xfrm>
                             <a:off x="0" y="0"/>
-                            <a:ext cx="1047750" cy="790575"/>
+                            <a:ext cx="876300" cy="657225"/>
                           </a:xfrm>
                           <a:prstGeom prst="rect">
                             <a:avLst/>
@@ -652,32 +928,108 @@
               </w:drawing>
             </w:r>
           </w:p>
-        </w:tc>
-        <w:tc>
-          <w:tcPr>
-            <w:tcW w:type="dxa" w:w="7560"/>
-            <w:tcMar>
-              <w:top w:type="dxa" w:w="100"/>
-              <w:left w:type="dxa" w:w="40"/>
-              <w:bottom w:type="dxa" w:w="100"/>
-              <w:right w:type="dxa" w:w="40"/>
-            </w:tcMar>
-            <w:vAlign w:val="center"/>
-          </w:tcPr>
-          <w:p>
-            <w:pPr>
-              <w:spacing w:after="50"/>
+          <w:p>
+            <w:pPr>
+              <w:spacing w:after="0"/>
+            </w:pPr>
+            <w:r>
+              <w:rPr>
+                <w:i/>
+                <w:iCs/>
+                <w:color w:val="5F6F80"/>
+                <w:sz w:val="18"/>
+                <w:szCs w:val="18"/>
+              </w:rPr>
+              <w:t xml:space="preserve">“At least $500” means $500 counts, and so does anything more.</w:t>
+            </w:r>
+          </w:p>
+        </w:tc>
+      </w:tr>
+      <w:tr>
+        <w:trPr>
+          <w:cantSplit/>
+        </w:trPr>
+        <w:tc>
+          <w:tcPr>
+            <w:tcW w:type="dxa" w:w="1800"/>
+            <w:tcMar>
+              <w:top w:type="dxa" w:w="80"/>
+              <w:left w:type="dxa" w:w="100"/>
+              <w:bottom w:type="dxa" w:w="80"/>
+              <w:right w:type="dxa" w:w="100"/>
+            </w:tcMar>
+            <w:vAlign w:val="top"/>
+          </w:tcPr>
+          <w:p>
+            <w:pPr>
+              <w:spacing w:after="30"/>
             </w:pPr>
             <w:r>
               <w:rPr>
                 <w:b/>
                 <w:bCs/>
                 <w:color w:val="12355B"/>
-                <w:sz w:val="24"/>
-                <w:szCs w:val="24"/>
-              </w:rPr>
-              <w:t xml:space="preserve">at least</w:t>
-            </w:r>
+                <w:sz w:val="21"/>
+                <w:szCs w:val="21"/>
+              </w:rPr>
+              <w:t xml:space="preserve">predict</w:t>
+            </w:r>
+          </w:p>
+          <w:p>
+            <w:pPr>
+              <w:spacing w:after="0"/>
+            </w:pPr>
+            <w:r>
+              <w:rPr>
+                <w:i/>
+                <w:iCs/>
+                <w:color w:val="5F6F80"/>
+                <w:sz w:val="18"/>
+                <w:szCs w:val="18"/>
+              </w:rPr>
+              <w:t xml:space="preserve">predecir</w:t>
+            </w:r>
+          </w:p>
+        </w:tc>
+        <w:tc>
+          <w:tcPr>
+            <w:tcW w:type="dxa" w:w="3160"/>
+            <w:tcMar>
+              <w:top w:type="dxa" w:w="80"/>
+              <w:left w:type="dxa" w:w="100"/>
+              <w:bottom w:type="dxa" w:w="80"/>
+              <w:right w:type="dxa" w:w="100"/>
+            </w:tcMar>
+            <w:vAlign w:val="top"/>
+          </w:tcPr>
+          <w:p>
+            <w:pPr>
+              <w:spacing w:after="0"/>
+            </w:pPr>
+            <w:r>
+              <w:rPr>
+                <w:sz w:val="20"/>
+                <w:szCs w:val="20"/>
+              </w:rPr>
+              <w:t xml:space="preserve">To make a reasonable guess about a future amount using information you already have.</w:t>
+            </w:r>
+          </w:p>
+        </w:tc>
+        <w:tc>
+          <w:tcPr>
+            <w:tcW w:type="dxa" w:w="2200"/>
+            <w:tcMar>
+              <w:top w:type="dxa" w:w="80"/>
+              <w:left w:type="dxa" w:w="100"/>
+              <w:bottom w:type="dxa" w:w="80"/>
+              <w:right w:type="dxa" w:w="100"/>
+            </w:tcMar>
+            <w:vAlign w:val="top"/>
+          </w:tcPr>
+          <w:p>
+            <w:pPr>
+              <w:spacing w:after="40"/>
+            </w:pPr>
             <w:r>
               <w:rPr>
                 <w:i/>
@@ -686,89 +1038,41 @@
                 <w:sz w:val="19"/>
                 <w:szCs w:val="19"/>
               </w:rPr>
-              <w:t xml:space="preserve">   al menos</w:t>
-            </w:r>
-          </w:p>
+              <w:t xml:space="preserve">Not predict: write a counter-example that breaks the definition.</w:t>
+            </w:r>
+          </w:p>
+          <w:p>
+            <w:pPr>
+              <w:pBdr>
+                <w:bottom w:val="single" w:color="AFBECC" w:sz="6"/>
+              </w:pBdr>
+              <w:spacing w:after="30" w:before="150"/>
+            </w:pPr>
+            <w:r>
+              <w:t xml:space="preserve"/>
+            </w:r>
+          </w:p>
+        </w:tc>
+        <w:tc>
+          <w:tcPr>
+            <w:tcW w:type="dxa" w:w="2200"/>
+            <w:tcMar>
+              <w:top w:type="dxa" w:w="80"/>
+              <w:left w:type="dxa" w:w="100"/>
+              <w:bottom w:type="dxa" w:w="80"/>
+              <w:right w:type="dxa" w:w="100"/>
+            </w:tcMar>
+            <w:vAlign w:val="top"/>
+          </w:tcPr>
           <w:p>
             <w:pPr>
               <w:spacing w:after="40"/>
-            </w:pPr>
-            <w:r>
-              <w:rPr>
-                <w:sz w:val="21"/>
-                <w:szCs w:val="21"/>
-              </w:rPr>
-              <w:t xml:space="preserve">That amount or more — the smallest amount that still works.</w:t>
-            </w:r>
-          </w:p>
-          <w:p>
-            <w:pPr>
-              <w:spacing w:after="0"/>
-            </w:pPr>
-            <w:r>
-              <w:rPr>
-                <w:b/>
-                <w:bCs/>
-                <w:color w:val="1FA6A2"/>
-                <w:sz w:val="18"/>
-                <w:szCs w:val="18"/>
-              </w:rPr>
-              <w:t xml:space="preserve">Example:  </w:t>
-            </w:r>
-            <w:r>
-              <w:rPr>
-                <w:i/>
-                <w:iCs/>
-                <w:color w:val="5F6F80"/>
-                <w:sz w:val="18"/>
-                <w:szCs w:val="18"/>
-              </w:rPr>
-              <w:t xml:space="preserve">“At least $500” means $500 counts, and so does anything more.</w:t>
-            </w:r>
-          </w:p>
-        </w:tc>
-      </w:tr>
-    </w:tbl>
-    <w:tbl>
-      <w:tblPr>
-        <w:tblW w:type="pct" w:w="100%"/>
-        <w:tblBorders>
-          <w:top w:val="none" w:color="FFFFFF" w:sz="0"/>
-          <w:left w:val="none" w:color="FFFFFF" w:sz="0"/>
-          <w:bottom w:val="single" w:color="C7D2DD" w:sz="4"/>
-          <w:right w:val="none" w:color="FFFFFF" w:sz="0"/>
-          <w:insideH w:val="none" w:color="FFFFFF" w:sz="0"/>
-          <w:insideV w:val="none" w:color="FFFFFF" w:sz="0"/>
-        </w:tblBorders>
-      </w:tblPr>
-      <w:tblGrid>
-        <w:gridCol w:w="1800"/>
-        <w:gridCol w:w="7560"/>
-      </w:tblGrid>
-      <w:tr>
-        <w:trPr>
-          <w:cantSplit/>
-        </w:trPr>
-        <w:tc>
-          <w:tcPr>
-            <w:tcW w:type="dxa" w:w="1800"/>
-            <w:tcMar>
-              <w:top w:type="dxa" w:w="100"/>
-              <w:left w:type="dxa" w:w="40"/>
-              <w:bottom w:type="dxa" w:w="100"/>
-              <w:right w:type="dxa" w:w="120"/>
-            </w:tcMar>
-            <w:vAlign w:val="center"/>
-          </w:tcPr>
-          <w:p>
-            <w:pPr>
-              <w:spacing w:after="0"/>
               <w:jc w:val="center"/>
             </w:pPr>
             <w:r>
               <w:drawing>
                 <wp:inline distT="0" distB="0" distL="0" distR="0">
-                  <wp:extent cx="1047750" cy="790575"/>
+                  <wp:extent cx="876300" cy="657225"/>
                   <wp:effectExtent t="0" r="0" b="0" l="0"/>
                   <wp:docPr id="1" name="" descr="" title=""/>
                   <wp:cNvGraphicFramePr>
@@ -793,7 +1097,7 @@
                         <pic:spPr bwMode="auto">
                           <a:xfrm>
                             <a:off x="0" y="0"/>
-                            <a:ext cx="1047750" cy="790575"/>
+                            <a:ext cx="876300" cy="657225"/>
                           </a:xfrm>
                           <a:prstGeom prst="rect">
                             <a:avLst/>
@@ -806,32 +1110,108 @@
               </w:drawing>
             </w:r>
           </w:p>
-        </w:tc>
-        <w:tc>
-          <w:tcPr>
-            <w:tcW w:type="dxa" w:w="7560"/>
-            <w:tcMar>
-              <w:top w:type="dxa" w:w="100"/>
-              <w:left w:type="dxa" w:w="40"/>
-              <w:bottom w:type="dxa" w:w="100"/>
-              <w:right w:type="dxa" w:w="40"/>
-            </w:tcMar>
-            <w:vAlign w:val="center"/>
-          </w:tcPr>
-          <w:p>
-            <w:pPr>
-              <w:spacing w:after="50"/>
+          <w:p>
+            <w:pPr>
+              <w:spacing w:after="0"/>
+            </w:pPr>
+            <w:r>
+              <w:rPr>
+                <w:i/>
+                <w:iCs/>
+                <w:color w:val="5F6F80"/>
+                <w:sz w:val="18"/>
+                <w:szCs w:val="18"/>
+              </w:rPr>
+              <w:t xml:space="preserve">We measured up to 5 minutes → 6,000 feet. Reach PAST what was measured: 6 minutes should be about 7,200.</w:t>
+            </w:r>
+          </w:p>
+        </w:tc>
+      </w:tr>
+      <w:tr>
+        <w:trPr>
+          <w:cantSplit/>
+        </w:trPr>
+        <w:tc>
+          <w:tcPr>
+            <w:tcW w:type="dxa" w:w="1800"/>
+            <w:tcMar>
+              <w:top w:type="dxa" w:w="80"/>
+              <w:left w:type="dxa" w:w="100"/>
+              <w:bottom w:type="dxa" w:w="80"/>
+              <w:right w:type="dxa" w:w="100"/>
+            </w:tcMar>
+            <w:vAlign w:val="top"/>
+          </w:tcPr>
+          <w:p>
+            <w:pPr>
+              <w:spacing w:after="30"/>
             </w:pPr>
             <w:r>
               <w:rPr>
                 <w:b/>
                 <w:bCs/>
                 <w:color w:val="12355B"/>
-                <w:sz w:val="24"/>
-                <w:szCs w:val="24"/>
-              </w:rPr>
-              <w:t xml:space="preserve">predict</w:t>
-            </w:r>
+                <w:sz w:val="21"/>
+                <w:szCs w:val="21"/>
+              </w:rPr>
+              <w:t xml:space="preserve">justify</w:t>
+            </w:r>
+          </w:p>
+          <w:p>
+            <w:pPr>
+              <w:spacing w:after="0"/>
+            </w:pPr>
+            <w:r>
+              <w:rPr>
+                <w:i/>
+                <w:iCs/>
+                <w:color w:val="5F6F80"/>
+                <w:sz w:val="18"/>
+                <w:szCs w:val="18"/>
+              </w:rPr>
+              <w:t xml:space="preserve">justificar</w:t>
+            </w:r>
+          </w:p>
+        </w:tc>
+        <w:tc>
+          <w:tcPr>
+            <w:tcW w:type="dxa" w:w="3160"/>
+            <w:tcMar>
+              <w:top w:type="dxa" w:w="80"/>
+              <w:left w:type="dxa" w:w="100"/>
+              <w:bottom w:type="dxa" w:w="80"/>
+              <w:right w:type="dxa" w:w="100"/>
+            </w:tcMar>
+            <w:vAlign w:val="top"/>
+          </w:tcPr>
+          <w:p>
+            <w:pPr>
+              <w:spacing w:after="0"/>
+            </w:pPr>
+            <w:r>
+              <w:rPr>
+                <w:sz w:val="20"/>
+                <w:szCs w:val="20"/>
+              </w:rPr>
+              <w:t xml:space="preserve">To explain WHY an answer or recommendation makes sense, using the mathematics.</w:t>
+            </w:r>
+          </w:p>
+        </w:tc>
+        <w:tc>
+          <w:tcPr>
+            <w:tcW w:type="dxa" w:w="2200"/>
+            <w:tcMar>
+              <w:top w:type="dxa" w:w="80"/>
+              <w:left w:type="dxa" w:w="100"/>
+              <w:bottom w:type="dxa" w:w="80"/>
+              <w:right w:type="dxa" w:w="100"/>
+            </w:tcMar>
+            <w:vAlign w:val="top"/>
+          </w:tcPr>
+          <w:p>
+            <w:pPr>
+              <w:spacing w:after="40"/>
+            </w:pPr>
             <w:r>
               <w:rPr>
                 <w:i/>
@@ -840,89 +1220,41 @@
                 <w:sz w:val="19"/>
                 <w:szCs w:val="19"/>
               </w:rPr>
-              <w:t xml:space="preserve">   predecir</w:t>
-            </w:r>
-          </w:p>
+              <w:t xml:space="preserve">Not justify: write a counter-example that breaks the definition.</w:t>
+            </w:r>
+          </w:p>
+          <w:p>
+            <w:pPr>
+              <w:pBdr>
+                <w:bottom w:val="single" w:color="AFBECC" w:sz="6"/>
+              </w:pBdr>
+              <w:spacing w:after="30" w:before="150"/>
+            </w:pPr>
+            <w:r>
+              <w:t xml:space="preserve"/>
+            </w:r>
+          </w:p>
+        </w:tc>
+        <w:tc>
+          <w:tcPr>
+            <w:tcW w:type="dxa" w:w="2200"/>
+            <w:tcMar>
+              <w:top w:type="dxa" w:w="80"/>
+              <w:left w:type="dxa" w:w="100"/>
+              <w:bottom w:type="dxa" w:w="80"/>
+              <w:right w:type="dxa" w:w="100"/>
+            </w:tcMar>
+            <w:vAlign w:val="top"/>
+          </w:tcPr>
           <w:p>
             <w:pPr>
               <w:spacing w:after="40"/>
-            </w:pPr>
-            <w:r>
-              <w:rPr>
-                <w:sz w:val="21"/>
-                <w:szCs w:val="21"/>
-              </w:rPr>
-              <w:t xml:space="preserve">To make a reasonable guess about a future amount using information you already have.</w:t>
-            </w:r>
-          </w:p>
-          <w:p>
-            <w:pPr>
-              <w:spacing w:after="0"/>
-            </w:pPr>
-            <w:r>
-              <w:rPr>
-                <w:b/>
-                <w:bCs/>
-                <w:color w:val="1FA6A2"/>
-                <w:sz w:val="18"/>
-                <w:szCs w:val="18"/>
-              </w:rPr>
-              <w:t xml:space="preserve">Example:  </w:t>
-            </w:r>
-            <w:r>
-              <w:rPr>
-                <w:i/>
-                <w:iCs/>
-                <w:color w:val="5F6F80"/>
-                <w:sz w:val="18"/>
-                <w:szCs w:val="18"/>
-              </w:rPr>
-              <w:t xml:space="preserve">We measured up to 5 minutes → 6,000 feet. Reach PAST what was measured: 6 minutes should be about 7,200.</w:t>
-            </w:r>
-          </w:p>
-        </w:tc>
-      </w:tr>
-    </w:tbl>
-    <w:tbl>
-      <w:tblPr>
-        <w:tblW w:type="pct" w:w="100%"/>
-        <w:tblBorders>
-          <w:top w:val="none" w:color="FFFFFF" w:sz="0"/>
-          <w:left w:val="none" w:color="FFFFFF" w:sz="0"/>
-          <w:bottom w:val="single" w:color="C7D2DD" w:sz="4"/>
-          <w:right w:val="none" w:color="FFFFFF" w:sz="0"/>
-          <w:insideH w:val="none" w:color="FFFFFF" w:sz="0"/>
-          <w:insideV w:val="none" w:color="FFFFFF" w:sz="0"/>
-        </w:tblBorders>
-      </w:tblPr>
-      <w:tblGrid>
-        <w:gridCol w:w="1800"/>
-        <w:gridCol w:w="7560"/>
-      </w:tblGrid>
-      <w:tr>
-        <w:trPr>
-          <w:cantSplit/>
-        </w:trPr>
-        <w:tc>
-          <w:tcPr>
-            <w:tcW w:type="dxa" w:w="1800"/>
-            <w:tcMar>
-              <w:top w:type="dxa" w:w="100"/>
-              <w:left w:type="dxa" w:w="40"/>
-              <w:bottom w:type="dxa" w:w="100"/>
-              <w:right w:type="dxa" w:w="120"/>
-            </w:tcMar>
-            <w:vAlign w:val="center"/>
-          </w:tcPr>
-          <w:p>
-            <w:pPr>
-              <w:spacing w:after="0"/>
               <w:jc w:val="center"/>
             </w:pPr>
             <w:r>
               <w:drawing>
                 <wp:inline distT="0" distB="0" distL="0" distR="0">
-                  <wp:extent cx="1047750" cy="790575"/>
+                  <wp:extent cx="876300" cy="657225"/>
                   <wp:effectExtent t="0" r="0" b="0" l="0"/>
                   <wp:docPr id="1" name="" descr="" title=""/>
                   <wp:cNvGraphicFramePr>
@@ -947,7 +1279,7 @@
                         <pic:spPr bwMode="auto">
                           <a:xfrm>
                             <a:off x="0" y="0"/>
-                            <a:ext cx="1047750" cy="790575"/>
+                            <a:ext cx="876300" cy="657225"/>
                           </a:xfrm>
                           <a:prstGeom prst="rect">
                             <a:avLst/>
@@ -960,32 +1292,108 @@
               </w:drawing>
             </w:r>
           </w:p>
-        </w:tc>
-        <w:tc>
-          <w:tcPr>
-            <w:tcW w:type="dxa" w:w="7560"/>
-            <w:tcMar>
-              <w:top w:type="dxa" w:w="100"/>
-              <w:left w:type="dxa" w:w="40"/>
-              <w:bottom w:type="dxa" w:w="100"/>
-              <w:right w:type="dxa" w:w="40"/>
-            </w:tcMar>
-            <w:vAlign w:val="center"/>
-          </w:tcPr>
-          <w:p>
-            <w:pPr>
-              <w:spacing w:after="50"/>
+          <w:p>
+            <w:pPr>
+              <w:spacing w:after="0"/>
+            </w:pPr>
+            <w:r>
+              <w:rPr>
+                <w:i/>
+                <w:iCs/>
+                <w:color w:val="5F6F80"/>
+                <w:sz w:val="18"/>
+                <w:szCs w:val="18"/>
+              </w:rPr>
+              <w:t xml:space="preserve">“35 cars at $14.30 raises $500.50, which clears the $500 goal.”</w:t>
+            </w:r>
+          </w:p>
+        </w:tc>
+      </w:tr>
+      <w:tr>
+        <w:trPr>
+          <w:cantSplit/>
+        </w:trPr>
+        <w:tc>
+          <w:tcPr>
+            <w:tcW w:type="dxa" w:w="1800"/>
+            <w:tcMar>
+              <w:top w:type="dxa" w:w="80"/>
+              <w:left w:type="dxa" w:w="100"/>
+              <w:bottom w:type="dxa" w:w="80"/>
+              <w:right w:type="dxa" w:w="100"/>
+            </w:tcMar>
+            <w:vAlign w:val="top"/>
+          </w:tcPr>
+          <w:p>
+            <w:pPr>
+              <w:spacing w:after="30"/>
             </w:pPr>
             <w:r>
               <w:rPr>
                 <w:b/>
                 <w:bCs/>
                 <w:color w:val="12355B"/>
-                <w:sz w:val="24"/>
-                <w:szCs w:val="24"/>
-              </w:rPr>
-              <w:t xml:space="preserve">justify</w:t>
-            </w:r>
+                <w:sz w:val="21"/>
+                <w:szCs w:val="21"/>
+              </w:rPr>
+              <w:t xml:space="preserve">Equation</w:t>
+            </w:r>
+          </w:p>
+          <w:p>
+            <w:pPr>
+              <w:spacing w:after="0"/>
+            </w:pPr>
+            <w:r>
+              <w:rPr>
+                <w:i/>
+                <w:iCs/>
+                <w:color w:val="5F6F80"/>
+                <w:sz w:val="18"/>
+                <w:szCs w:val="18"/>
+              </w:rPr>
+              <w:t xml:space="preserve">Ecuación</w:t>
+            </w:r>
+          </w:p>
+        </w:tc>
+        <w:tc>
+          <w:tcPr>
+            <w:tcW w:type="dxa" w:w="3160"/>
+            <w:tcMar>
+              <w:top w:type="dxa" w:w="80"/>
+              <w:left w:type="dxa" w:w="100"/>
+              <w:bottom w:type="dxa" w:w="80"/>
+              <w:right w:type="dxa" w:w="100"/>
+            </w:tcMar>
+            <w:vAlign w:val="top"/>
+          </w:tcPr>
+          <w:p>
+            <w:pPr>
+              <w:spacing w:after="0"/>
+            </w:pPr>
+            <w:r>
+              <w:rPr>
+                <w:sz w:val="20"/>
+                <w:szCs w:val="20"/>
+              </w:rPr>
+              <w:t xml:space="preserve">A math sentence with an equals sign showing two amounts are the same.</w:t>
+            </w:r>
+          </w:p>
+        </w:tc>
+        <w:tc>
+          <w:tcPr>
+            <w:tcW w:type="dxa" w:w="2200"/>
+            <w:tcMar>
+              <w:top w:type="dxa" w:w="80"/>
+              <w:left w:type="dxa" w:w="100"/>
+              <w:bottom w:type="dxa" w:w="80"/>
+              <w:right w:type="dxa" w:w="100"/>
+            </w:tcMar>
+            <w:vAlign w:val="top"/>
+          </w:tcPr>
+          <w:p>
+            <w:pPr>
+              <w:spacing w:after="40"/>
+            </w:pPr>
             <w:r>
               <w:rPr>
                 <w:i/>
@@ -994,89 +1402,41 @@
                 <w:sz w:val="19"/>
                 <w:szCs w:val="19"/>
               </w:rPr>
-              <w:t xml:space="preserve">   justificar</w:t>
-            </w:r>
-          </w:p>
+              <w:t xml:space="preserve">Not Equation: write a counter-example that breaks the definition.</w:t>
+            </w:r>
+          </w:p>
+          <w:p>
+            <w:pPr>
+              <w:pBdr>
+                <w:bottom w:val="single" w:color="AFBECC" w:sz="6"/>
+              </w:pBdr>
+              <w:spacing w:after="30" w:before="150"/>
+            </w:pPr>
+            <w:r>
+              <w:t xml:space="preserve"/>
+            </w:r>
+          </w:p>
+        </w:tc>
+        <w:tc>
+          <w:tcPr>
+            <w:tcW w:type="dxa" w:w="2200"/>
+            <w:tcMar>
+              <w:top w:type="dxa" w:w="80"/>
+              <w:left w:type="dxa" w:w="100"/>
+              <w:bottom w:type="dxa" w:w="80"/>
+              <w:right w:type="dxa" w:w="100"/>
+            </w:tcMar>
+            <w:vAlign w:val="top"/>
+          </w:tcPr>
           <w:p>
             <w:pPr>
               <w:spacing w:after="40"/>
-            </w:pPr>
-            <w:r>
-              <w:rPr>
-                <w:sz w:val="21"/>
-                <w:szCs w:val="21"/>
-              </w:rPr>
-              <w:t xml:space="preserve">To explain WHY an answer or recommendation makes sense, using the mathematics.</w:t>
-            </w:r>
-          </w:p>
-          <w:p>
-            <w:pPr>
-              <w:spacing w:after="0"/>
-            </w:pPr>
-            <w:r>
-              <w:rPr>
-                <w:b/>
-                <w:bCs/>
-                <w:color w:val="1FA6A2"/>
-                <w:sz w:val="18"/>
-                <w:szCs w:val="18"/>
-              </w:rPr>
-              <w:t xml:space="preserve">Example:  </w:t>
-            </w:r>
-            <w:r>
-              <w:rPr>
-                <w:i/>
-                <w:iCs/>
-                <w:color w:val="5F6F80"/>
-                <w:sz w:val="18"/>
-                <w:szCs w:val="18"/>
-              </w:rPr>
-              <w:t xml:space="preserve">“35 cars at $14.30 raises $500.50, which clears the $500 goal.”</w:t>
-            </w:r>
-          </w:p>
-        </w:tc>
-      </w:tr>
-    </w:tbl>
-    <w:tbl>
-      <w:tblPr>
-        <w:tblW w:type="pct" w:w="100%"/>
-        <w:tblBorders>
-          <w:top w:val="none" w:color="FFFFFF" w:sz="0"/>
-          <w:left w:val="none" w:color="FFFFFF" w:sz="0"/>
-          <w:bottom w:val="single" w:color="C7D2DD" w:sz="4"/>
-          <w:right w:val="none" w:color="FFFFFF" w:sz="0"/>
-          <w:insideH w:val="none" w:color="FFFFFF" w:sz="0"/>
-          <w:insideV w:val="none" w:color="FFFFFF" w:sz="0"/>
-        </w:tblBorders>
-      </w:tblPr>
-      <w:tblGrid>
-        <w:gridCol w:w="1800"/>
-        <w:gridCol w:w="7560"/>
-      </w:tblGrid>
-      <w:tr>
-        <w:trPr>
-          <w:cantSplit/>
-        </w:trPr>
-        <w:tc>
-          <w:tcPr>
-            <w:tcW w:type="dxa" w:w="1800"/>
-            <w:tcMar>
-              <w:top w:type="dxa" w:w="100"/>
-              <w:left w:type="dxa" w:w="40"/>
-              <w:bottom w:type="dxa" w:w="100"/>
-              <w:right w:type="dxa" w:w="120"/>
-            </w:tcMar>
-            <w:vAlign w:val="center"/>
-          </w:tcPr>
-          <w:p>
-            <w:pPr>
-              <w:spacing w:after="0"/>
               <w:jc w:val="center"/>
             </w:pPr>
             <w:r>
               <w:drawing>
                 <wp:inline distT="0" distB="0" distL="0" distR="0">
-                  <wp:extent cx="1047750" cy="790575"/>
+                  <wp:extent cx="876300" cy="657225"/>
                   <wp:effectExtent t="0" r="0" b="0" l="0"/>
                   <wp:docPr id="1" name="" descr="" title=""/>
                   <wp:cNvGraphicFramePr>
@@ -1101,7 +1461,7 @@
                         <pic:spPr bwMode="auto">
                           <a:xfrm>
                             <a:off x="0" y="0"/>
-                            <a:ext cx="1047750" cy="790575"/>
+                            <a:ext cx="876300" cy="657225"/>
                           </a:xfrm>
                           <a:prstGeom prst="rect">
                             <a:avLst/>
@@ -1114,32 +1474,108 @@
               </w:drawing>
             </w:r>
           </w:p>
-        </w:tc>
-        <w:tc>
-          <w:tcPr>
-            <w:tcW w:type="dxa" w:w="7560"/>
-            <w:tcMar>
-              <w:top w:type="dxa" w:w="100"/>
-              <w:left w:type="dxa" w:w="40"/>
-              <w:bottom w:type="dxa" w:w="100"/>
-              <w:right w:type="dxa" w:w="40"/>
-            </w:tcMar>
-            <w:vAlign w:val="center"/>
-          </w:tcPr>
-          <w:p>
-            <w:pPr>
-              <w:spacing w:after="50"/>
+          <w:p>
+            <w:pPr>
+              <w:spacing w:after="0"/>
+            </w:pPr>
+            <w:r>
+              <w:rPr>
+                <w:i/>
+                <w:iCs/>
+                <w:color w:val="5F6F80"/>
+                <w:sz w:val="18"/>
+                <w:szCs w:val="18"/>
+              </w:rPr>
+              <w:t xml:space="preserve">c = 24.95m means the total cost equals $24.95 times the number of months.</w:t>
+            </w:r>
+          </w:p>
+        </w:tc>
+      </w:tr>
+      <w:tr>
+        <w:trPr>
+          <w:cantSplit/>
+        </w:trPr>
+        <w:tc>
+          <w:tcPr>
+            <w:tcW w:type="dxa" w:w="1800"/>
+            <w:tcMar>
+              <w:top w:type="dxa" w:w="80"/>
+              <w:left w:type="dxa" w:w="100"/>
+              <w:bottom w:type="dxa" w:w="80"/>
+              <w:right w:type="dxa" w:w="100"/>
+            </w:tcMar>
+            <w:vAlign w:val="top"/>
+          </w:tcPr>
+          <w:p>
+            <w:pPr>
+              <w:spacing w:after="30"/>
             </w:pPr>
             <w:r>
               <w:rPr>
                 <w:b/>
                 <w:bCs/>
                 <w:color w:val="12355B"/>
-                <w:sz w:val="24"/>
-                <w:szCs w:val="24"/>
-              </w:rPr>
-              <w:t xml:space="preserve">Equation</w:t>
-            </w:r>
+                <w:sz w:val="21"/>
+                <w:szCs w:val="21"/>
+              </w:rPr>
+              <w:t xml:space="preserve">Inverse operation</w:t>
+            </w:r>
+          </w:p>
+          <w:p>
+            <w:pPr>
+              <w:spacing w:after="0"/>
+            </w:pPr>
+            <w:r>
+              <w:rPr>
+                <w:i/>
+                <w:iCs/>
+                <w:color w:val="5F6F80"/>
+                <w:sz w:val="18"/>
+                <w:szCs w:val="18"/>
+              </w:rPr>
+              <w:t xml:space="preserve">Operación inversa</w:t>
+            </w:r>
+          </w:p>
+        </w:tc>
+        <w:tc>
+          <w:tcPr>
+            <w:tcW w:type="dxa" w:w="3160"/>
+            <w:tcMar>
+              <w:top w:type="dxa" w:w="80"/>
+              <w:left w:type="dxa" w:w="100"/>
+              <w:bottom w:type="dxa" w:w="80"/>
+              <w:right w:type="dxa" w:w="100"/>
+            </w:tcMar>
+            <w:vAlign w:val="top"/>
+          </w:tcPr>
+          <w:p>
+            <w:pPr>
+              <w:spacing w:after="0"/>
+            </w:pPr>
+            <w:r>
+              <w:rPr>
+                <w:sz w:val="20"/>
+                <w:szCs w:val="20"/>
+              </w:rPr>
+              <w:t xml:space="preserve">The operation that undoes another one.</w:t>
+            </w:r>
+          </w:p>
+        </w:tc>
+        <w:tc>
+          <w:tcPr>
+            <w:tcW w:type="dxa" w:w="2200"/>
+            <w:tcMar>
+              <w:top w:type="dxa" w:w="80"/>
+              <w:left w:type="dxa" w:w="100"/>
+              <w:bottom w:type="dxa" w:w="80"/>
+              <w:right w:type="dxa" w:w="100"/>
+            </w:tcMar>
+            <w:vAlign w:val="top"/>
+          </w:tcPr>
+          <w:p>
+            <w:pPr>
+              <w:spacing w:after="40"/>
+            </w:pPr>
             <w:r>
               <w:rPr>
                 <w:i/>
@@ -1148,89 +1584,41 @@
                 <w:sz w:val="19"/>
                 <w:szCs w:val="19"/>
               </w:rPr>
-              <w:t xml:space="preserve">   Ecuación</w:t>
-            </w:r>
-          </w:p>
+              <w:t xml:space="preserve">Not Inverse operation: write a counter-example that breaks the definition.</w:t>
+            </w:r>
+          </w:p>
+          <w:p>
+            <w:pPr>
+              <w:pBdr>
+                <w:bottom w:val="single" w:color="AFBECC" w:sz="6"/>
+              </w:pBdr>
+              <w:spacing w:after="30" w:before="150"/>
+            </w:pPr>
+            <w:r>
+              <w:t xml:space="preserve"/>
+            </w:r>
+          </w:p>
+        </w:tc>
+        <w:tc>
+          <w:tcPr>
+            <w:tcW w:type="dxa" w:w="2200"/>
+            <w:tcMar>
+              <w:top w:type="dxa" w:w="80"/>
+              <w:left w:type="dxa" w:w="100"/>
+              <w:bottom w:type="dxa" w:w="80"/>
+              <w:right w:type="dxa" w:w="100"/>
+            </w:tcMar>
+            <w:vAlign w:val="top"/>
+          </w:tcPr>
           <w:p>
             <w:pPr>
               <w:spacing w:after="40"/>
-            </w:pPr>
-            <w:r>
-              <w:rPr>
-                <w:sz w:val="21"/>
-                <w:szCs w:val="21"/>
-              </w:rPr>
-              <w:t xml:space="preserve">A math sentence with an equals sign showing two amounts are the same.</w:t>
-            </w:r>
-          </w:p>
-          <w:p>
-            <w:pPr>
-              <w:spacing w:after="0"/>
-            </w:pPr>
-            <w:r>
-              <w:rPr>
-                <w:b/>
-                <w:bCs/>
-                <w:color w:val="1FA6A2"/>
-                <w:sz w:val="18"/>
-                <w:szCs w:val="18"/>
-              </w:rPr>
-              <w:t xml:space="preserve">Example:  </w:t>
-            </w:r>
-            <w:r>
-              <w:rPr>
-                <w:i/>
-                <w:iCs/>
-                <w:color w:val="5F6F80"/>
-                <w:sz w:val="18"/>
-                <w:szCs w:val="18"/>
-              </w:rPr>
-              <w:t xml:space="preserve">c = 24.95m means the total cost equals $24.95 times the number of months.</w:t>
-            </w:r>
-          </w:p>
-        </w:tc>
-      </w:tr>
-    </w:tbl>
-    <w:tbl>
-      <w:tblPr>
-        <w:tblW w:type="pct" w:w="100%"/>
-        <w:tblBorders>
-          <w:top w:val="none" w:color="FFFFFF" w:sz="0"/>
-          <w:left w:val="none" w:color="FFFFFF" w:sz="0"/>
-          <w:bottom w:val="single" w:color="C7D2DD" w:sz="4"/>
-          <w:right w:val="none" w:color="FFFFFF" w:sz="0"/>
-          <w:insideH w:val="none" w:color="FFFFFF" w:sz="0"/>
-          <w:insideV w:val="none" w:color="FFFFFF" w:sz="0"/>
-        </w:tblBorders>
-      </w:tblPr>
-      <w:tblGrid>
-        <w:gridCol w:w="1800"/>
-        <w:gridCol w:w="7560"/>
-      </w:tblGrid>
-      <w:tr>
-        <w:trPr>
-          <w:cantSplit/>
-        </w:trPr>
-        <w:tc>
-          <w:tcPr>
-            <w:tcW w:type="dxa" w:w="1800"/>
-            <w:tcMar>
-              <w:top w:type="dxa" w:w="100"/>
-              <w:left w:type="dxa" w:w="40"/>
-              <w:bottom w:type="dxa" w:w="100"/>
-              <w:right w:type="dxa" w:w="120"/>
-            </w:tcMar>
-            <w:vAlign w:val="center"/>
-          </w:tcPr>
-          <w:p>
-            <w:pPr>
-              <w:spacing w:after="0"/>
               <w:jc w:val="center"/>
             </w:pPr>
             <w:r>
               <w:drawing>
                 <wp:inline distT="0" distB="0" distL="0" distR="0">
-                  <wp:extent cx="1047750" cy="790575"/>
+                  <wp:extent cx="876300" cy="657225"/>
                   <wp:effectExtent t="0" r="0" b="0" l="0"/>
                   <wp:docPr id="1" name="" descr="" title=""/>
                   <wp:cNvGraphicFramePr>
@@ -1255,7 +1643,7 @@
                         <pic:spPr bwMode="auto">
                           <a:xfrm>
                             <a:off x="0" y="0"/>
-                            <a:ext cx="1047750" cy="790575"/>
+                            <a:ext cx="876300" cy="657225"/>
                           </a:xfrm>
                           <a:prstGeom prst="rect">
                             <a:avLst/>
@@ -1268,32 +1656,108 @@
               </w:drawing>
             </w:r>
           </w:p>
-        </w:tc>
-        <w:tc>
-          <w:tcPr>
-            <w:tcW w:type="dxa" w:w="7560"/>
-            <w:tcMar>
-              <w:top w:type="dxa" w:w="100"/>
-              <w:left w:type="dxa" w:w="40"/>
-              <w:bottom w:type="dxa" w:w="100"/>
-              <w:right w:type="dxa" w:w="40"/>
-            </w:tcMar>
-            <w:vAlign w:val="center"/>
-          </w:tcPr>
-          <w:p>
-            <w:pPr>
-              <w:spacing w:after="50"/>
+          <w:p>
+            <w:pPr>
+              <w:spacing w:after="0"/>
+            </w:pPr>
+            <w:r>
+              <w:rPr>
+                <w:i/>
+                <w:iCs/>
+                <w:color w:val="5F6F80"/>
+                <w:sz w:val="18"/>
+                <w:szCs w:val="18"/>
+              </w:rPr>
+              <w:t xml:space="preserve">Dividing undoes multiplying.</w:t>
+            </w:r>
+          </w:p>
+        </w:tc>
+      </w:tr>
+      <w:tr>
+        <w:trPr>
+          <w:cantSplit/>
+        </w:trPr>
+        <w:tc>
+          <w:tcPr>
+            <w:tcW w:type="dxa" w:w="1800"/>
+            <w:tcMar>
+              <w:top w:type="dxa" w:w="80"/>
+              <w:left w:type="dxa" w:w="100"/>
+              <w:bottom w:type="dxa" w:w="80"/>
+              <w:right w:type="dxa" w:w="100"/>
+            </w:tcMar>
+            <w:vAlign w:val="top"/>
+          </w:tcPr>
+          <w:p>
+            <w:pPr>
+              <w:spacing w:after="30"/>
             </w:pPr>
             <w:r>
               <w:rPr>
                 <w:b/>
                 <w:bCs/>
                 <w:color w:val="12355B"/>
-                <w:sz w:val="24"/>
-                <w:szCs w:val="24"/>
-              </w:rPr>
-              <w:t xml:space="preserve">Inverse operation</w:t>
-            </w:r>
+                <w:sz w:val="21"/>
+                <w:szCs w:val="21"/>
+              </w:rPr>
+              <w:t xml:space="preserve">Work backward</w:t>
+            </w:r>
+          </w:p>
+          <w:p>
+            <w:pPr>
+              <w:spacing w:after="0"/>
+            </w:pPr>
+            <w:r>
+              <w:rPr>
+                <w:i/>
+                <w:iCs/>
+                <w:color w:val="5F6F80"/>
+                <w:sz w:val="18"/>
+                <w:szCs w:val="18"/>
+              </w:rPr>
+              <w:t xml:space="preserve">Trabajar hacia atrás</w:t>
+            </w:r>
+          </w:p>
+        </w:tc>
+        <w:tc>
+          <w:tcPr>
+            <w:tcW w:type="dxa" w:w="3160"/>
+            <w:tcMar>
+              <w:top w:type="dxa" w:w="80"/>
+              <w:left w:type="dxa" w:w="100"/>
+              <w:bottom w:type="dxa" w:w="80"/>
+              <w:right w:type="dxa" w:w="100"/>
+            </w:tcMar>
+            <w:vAlign w:val="top"/>
+          </w:tcPr>
+          <w:p>
+            <w:pPr>
+              <w:spacing w:after="0"/>
+            </w:pPr>
+            <w:r>
+              <w:rPr>
+                <w:sz w:val="20"/>
+                <w:szCs w:val="20"/>
+              </w:rPr>
+              <w:t xml:space="preserve">Start from the output and undo each step to find the input.</w:t>
+            </w:r>
+          </w:p>
+        </w:tc>
+        <w:tc>
+          <w:tcPr>
+            <w:tcW w:type="dxa" w:w="2200"/>
+            <w:tcMar>
+              <w:top w:type="dxa" w:w="80"/>
+              <w:left w:type="dxa" w:w="100"/>
+              <w:bottom w:type="dxa" w:w="80"/>
+              <w:right w:type="dxa" w:w="100"/>
+            </w:tcMar>
+            <w:vAlign w:val="top"/>
+          </w:tcPr>
+          <w:p>
+            <w:pPr>
+              <w:spacing w:after="40"/>
+            </w:pPr>
             <w:r>
               <w:rPr>
                 <w:i/>
@@ -1302,89 +1766,41 @@
                 <w:sz w:val="19"/>
                 <w:szCs w:val="19"/>
               </w:rPr>
-              <w:t xml:space="preserve">   Operación inversa</w:t>
-            </w:r>
-          </w:p>
+              <w:t xml:space="preserve">Not Work backward: write a counter-example that breaks the definition.</w:t>
+            </w:r>
+          </w:p>
+          <w:p>
+            <w:pPr>
+              <w:pBdr>
+                <w:bottom w:val="single" w:color="AFBECC" w:sz="6"/>
+              </w:pBdr>
+              <w:spacing w:after="30" w:before="150"/>
+            </w:pPr>
+            <w:r>
+              <w:t xml:space="preserve"/>
+            </w:r>
+          </w:p>
+        </w:tc>
+        <w:tc>
+          <w:tcPr>
+            <w:tcW w:type="dxa" w:w="2200"/>
+            <w:tcMar>
+              <w:top w:type="dxa" w:w="80"/>
+              <w:left w:type="dxa" w:w="100"/>
+              <w:bottom w:type="dxa" w:w="80"/>
+              <w:right w:type="dxa" w:w="100"/>
+            </w:tcMar>
+            <w:vAlign w:val="top"/>
+          </w:tcPr>
           <w:p>
             <w:pPr>
               <w:spacing w:after="40"/>
-            </w:pPr>
-            <w:r>
-              <w:rPr>
-                <w:sz w:val="21"/>
-                <w:szCs w:val="21"/>
-              </w:rPr>
-              <w:t xml:space="preserve">The operation that undoes another one.</w:t>
-            </w:r>
-          </w:p>
-          <w:p>
-            <w:pPr>
-              <w:spacing w:after="0"/>
-            </w:pPr>
-            <w:r>
-              <w:rPr>
-                <w:b/>
-                <w:bCs/>
-                <w:color w:val="1FA6A2"/>
-                <w:sz w:val="18"/>
-                <w:szCs w:val="18"/>
-              </w:rPr>
-              <w:t xml:space="preserve">Example:  </w:t>
-            </w:r>
-            <w:r>
-              <w:rPr>
-                <w:i/>
-                <w:iCs/>
-                <w:color w:val="5F6F80"/>
-                <w:sz w:val="18"/>
-                <w:szCs w:val="18"/>
-              </w:rPr>
-              <w:t xml:space="preserve">Dividing undoes multiplying.</w:t>
-            </w:r>
-          </w:p>
-        </w:tc>
-      </w:tr>
-    </w:tbl>
-    <w:tbl>
-      <w:tblPr>
-        <w:tblW w:type="pct" w:w="100%"/>
-        <w:tblBorders>
-          <w:top w:val="none" w:color="FFFFFF" w:sz="0"/>
-          <w:left w:val="none" w:color="FFFFFF" w:sz="0"/>
-          <w:bottom w:val="single" w:color="C7D2DD" w:sz="4"/>
-          <w:right w:val="none" w:color="FFFFFF" w:sz="0"/>
-          <w:insideH w:val="none" w:color="FFFFFF" w:sz="0"/>
-          <w:insideV w:val="none" w:color="FFFFFF" w:sz="0"/>
-        </w:tblBorders>
-      </w:tblPr>
-      <w:tblGrid>
-        <w:gridCol w:w="1800"/>
-        <w:gridCol w:w="7560"/>
-      </w:tblGrid>
-      <w:tr>
-        <w:trPr>
-          <w:cantSplit/>
-        </w:trPr>
-        <w:tc>
-          <w:tcPr>
-            <w:tcW w:type="dxa" w:w="1800"/>
-            <w:tcMar>
-              <w:top w:type="dxa" w:w="100"/>
-              <w:left w:type="dxa" w:w="40"/>
-              <w:bottom w:type="dxa" w:w="100"/>
-              <w:right w:type="dxa" w:w="120"/>
-            </w:tcMar>
-            <w:vAlign w:val="center"/>
-          </w:tcPr>
-          <w:p>
-            <w:pPr>
-              <w:spacing w:after="0"/>
               <w:jc w:val="center"/>
             </w:pPr>
             <w:r>
               <w:drawing>
                 <wp:inline distT="0" distB="0" distL="0" distR="0">
-                  <wp:extent cx="1047750" cy="790575"/>
+                  <wp:extent cx="876300" cy="657225"/>
                   <wp:effectExtent t="0" r="0" b="0" l="0"/>
                   <wp:docPr id="1" name="" descr="" title=""/>
                   <wp:cNvGraphicFramePr>
@@ -1409,7 +1825,7 @@
                         <pic:spPr bwMode="auto">
                           <a:xfrm>
                             <a:off x="0" y="0"/>
-                            <a:ext cx="1047750" cy="790575"/>
+                            <a:ext cx="876300" cy="657225"/>
                           </a:xfrm>
                           <a:prstGeom prst="rect">
                             <a:avLst/>
@@ -1422,69 +1838,10 @@
               </w:drawing>
             </w:r>
           </w:p>
-        </w:tc>
-        <w:tc>
-          <w:tcPr>
-            <w:tcW w:type="dxa" w:w="7560"/>
-            <w:tcMar>
-              <w:top w:type="dxa" w:w="100"/>
-              <w:left w:type="dxa" w:w="40"/>
-              <w:bottom w:type="dxa" w:w="100"/>
-              <w:right w:type="dxa" w:w="40"/>
-            </w:tcMar>
-            <w:vAlign w:val="center"/>
-          </w:tcPr>
-          <w:p>
-            <w:pPr>
-              <w:spacing w:after="50"/>
-            </w:pPr>
-            <w:r>
-              <w:rPr>
-                <w:b/>
-                <w:bCs/>
-                <w:color w:val="12355B"/>
-                <w:sz w:val="24"/>
-                <w:szCs w:val="24"/>
-              </w:rPr>
-              <w:t xml:space="preserve">Work backward</w:t>
-            </w:r>
-            <w:r>
-              <w:rPr>
-                <w:i/>
-                <w:iCs/>
-                <w:color w:val="5F6F80"/>
-                <w:sz w:val="19"/>
-                <w:szCs w:val="19"/>
-              </w:rPr>
-              <w:t xml:space="preserve">   Trabajar hacia atrás</w:t>
-            </w:r>
-          </w:p>
-          <w:p>
-            <w:pPr>
-              <w:spacing w:after="40"/>
-            </w:pPr>
-            <w:r>
-              <w:rPr>
-                <w:sz w:val="21"/>
-                <w:szCs w:val="21"/>
-              </w:rPr>
-              <w:t xml:space="preserve">Start from the output and undo each step to find the input.</w:t>
-            </w:r>
-          </w:p>
           <w:p>
             <w:pPr>
               <w:spacing w:after="0"/>
             </w:pPr>
-            <w:r>
-              <w:rPr>
-                <w:b/>
-                <w:bCs/>
-                <w:color w:val="1FA6A2"/>
-                <w:sz w:val="18"/>
-                <w:szCs w:val="18"/>
-              </w:rPr>
-              <w:t xml:space="preserve">Example:  </w:t>
-            </w:r>
             <w:r>
               <w:rPr>
                 <w:i/>
@@ -3030,7 +3387,7 @@
           <w:sz w:val="19"/>
           <w:szCs w:val="19"/>
         </w:rPr>
-        <w:t xml:space="preserve">   You Do — show your work</w:t>
+        <w:t xml:space="preserve">   You Do — show your work and reasoning</w:t>
       </w:r>
     </w:p>
     <w:p>
@@ -3045,7 +3402,7 @@
           <w:sz w:val="19"/>
           <w:szCs w:val="19"/>
         </w:rPr>
-        <w:t xml:space="preserve">Solve each problem. Show your thinking in the work box.</w:t>
+        <w:t xml:space="preserve">Solve each problem in the middle column and explain your reasoning using the sentence starters on the right.</w:t>
       </w:r>
     </w:p>
     <w:p>
@@ -3074,120 +3431,258 @@
         <w:t xml:space="preserve">   stretch your thinking</w:t>
       </w:r>
     </w:p>
-    <w:p>
-      <w:pPr>
-        <w:keepNext/>
-        <w:spacing w:after="60" w:before="160"/>
-      </w:pPr>
-      <w:r>
-        <w:rPr>
-          <w:b/>
-          <w:bCs/>
-          <w:color w:val="12355B"/>
-          <w:sz w:val="22"/>
-          <w:szCs w:val="22"/>
-        </w:rPr>
-        <w:t xml:space="preserve">1.  </w:t>
-      </w:r>
-      <w:r>
-        <w:rPr>
-          <w:b/>
-          <w:bCs/>
-          <w:sz w:val="21"/>
-          <w:szCs w:val="21"/>
-        </w:rPr>
-        <w:t xml:space="preserve">Suppose the variable s counts 8-hour SHIFTS instead of hours. Which equation gives the cars produced?</w:t>
-      </w:r>
-    </w:p>
-    <w:p>
-      <w:pPr>
-        <w:spacing w:after="40"/>
-        <w:ind w:left="420"/>
-      </w:pPr>
-      <w:r>
-        <w:rPr>
-          <w:sz w:val="20"/>
-          <w:szCs w:val="20"/>
-        </w:rPr>
-        <w:t xml:space="preserve">A)  c = 2.5s</w:t>
-      </w:r>
-    </w:p>
-    <w:p>
-      <w:pPr>
-        <w:spacing w:after="40"/>
-        <w:ind w:left="420"/>
-      </w:pPr>
-      <w:r>
-        <w:rPr>
-          <w:sz w:val="20"/>
-          <w:szCs w:val="20"/>
-        </w:rPr>
-        <w:t xml:space="preserve">B)  c = 8s</w:t>
-      </w:r>
-    </w:p>
-    <w:p>
-      <w:pPr>
-        <w:spacing w:after="40"/>
-        <w:ind w:left="420"/>
-      </w:pPr>
-      <w:r>
-        <w:rPr>
-          <w:sz w:val="20"/>
-          <w:szCs w:val="20"/>
-        </w:rPr>
-        <w:t xml:space="preserve">C)  c = 10.5s</w:t>
-      </w:r>
-    </w:p>
-    <w:p>
-      <w:pPr>
-        <w:spacing w:after="40"/>
-        <w:ind w:left="420"/>
-      </w:pPr>
-      <w:r>
-        <w:rPr>
-          <w:sz w:val="20"/>
-          <w:szCs w:val="20"/>
-        </w:rPr>
-        <w:t xml:space="preserve">D)  c = 20s</w:t>
-      </w:r>
-    </w:p>
-    <w:p>
-      <w:pPr>
-        <w:spacing w:after="20"/>
-      </w:pPr>
-      <w:r>
-        <w:t xml:space="preserve"/>
-      </w:r>
-    </w:p>
     <w:tbl>
       <w:tblPr>
-        <w:tblW w:type="pct" w:w="100%"/>
+        <w:tblW w:type="dxa" w:w="9360"/>
         <w:tblBorders>
           <w:top w:val="single" w:color="C7D2DD" w:sz="6"/>
           <w:left w:val="single" w:color="C7D2DD" w:sz="6"/>
           <w:bottom w:val="single" w:color="C7D2DD" w:sz="6"/>
           <w:right w:val="single" w:color="C7D2DD" w:sz="6"/>
-          <w:insideH w:val="single" w:color="auto" w:sz="4"/>
-          <w:insideV w:val="single" w:color="auto" w:sz="4"/>
+          <w:insideH w:val="single" w:color="C7D2DD" w:sz="6"/>
+          <w:insideV w:val="single" w:color="C7D2DD" w:sz="6"/>
         </w:tblBorders>
       </w:tblPr>
       <w:tblGrid>
-        <w:gridCol w:w="100"/>
+        <w:gridCol w:w="2800"/>
+        <w:gridCol w:w="3560"/>
+        <w:gridCol w:w="3000"/>
       </w:tblGrid>
       <w:tr>
-        <w:tc>
-          <w:tcPr>
+        <w:trPr>
+          <w:cantSplit/>
+          <w:tblHeader/>
+        </w:trPr>
+        <w:tc>
+          <w:tcPr>
+            <w:tcW w:type="dxa" w:w="2800"/>
+            <w:shd w:fill="EEF4F8" w:color="auto" w:val="clear"/>
+            <w:tcMar>
+              <w:top w:type="dxa" w:w="60"/>
+              <w:left w:type="dxa" w:w="100"/>
+              <w:bottom w:type="dxa" w:w="60"/>
+              <w:right w:type="dxa" w:w="100"/>
+            </w:tcMar>
+          </w:tcPr>
+          <w:p>
+            <w:pPr>
+              <w:spacing w:after="0"/>
+            </w:pPr>
+            <w:r>
+              <w:rPr>
+                <w:b/>
+                <w:bCs/>
+                <w:color w:val="12355B"/>
+                <w:sz w:val="16"/>
+                <w:szCs w:val="16"/>
+              </w:rPr>
+              <w:t xml:space="preserve">CORE PROBLEM / GIVEN REPRESENTATION</w:t>
+            </w:r>
+          </w:p>
+        </w:tc>
+        <w:tc>
+          <w:tcPr>
+            <w:tcW w:type="dxa" w:w="3560"/>
+            <w:shd w:fill="EEF4F8" w:color="auto" w:val="clear"/>
+            <w:tcMar>
+              <w:top w:type="dxa" w:w="60"/>
+              <w:left w:type="dxa" w:w="100"/>
+              <w:bottom w:type="dxa" w:w="60"/>
+              <w:right w:type="dxa" w:w="100"/>
+            </w:tcMar>
+          </w:tcPr>
+          <w:p>
+            <w:pPr>
+              <w:spacing w:after="0"/>
+            </w:pPr>
+            <w:r>
+              <w:rPr>
+                <w:b/>
+                <w:bCs/>
+                <w:color w:val="12355B"/>
+                <w:sz w:val="16"/>
+                <w:szCs w:val="16"/>
+              </w:rPr>
+              <w:t xml:space="preserve">WORKING SPACE / CALCULATION STEPS</w:t>
+            </w:r>
+          </w:p>
+        </w:tc>
+        <w:tc>
+          <w:tcPr>
+            <w:tcW w:type="dxa" w:w="3000"/>
             <w:shd w:fill="FBF3E2" w:color="auto" w:val="clear"/>
             <w:tcMar>
               <w:top w:type="dxa" w:w="60"/>
-              <w:left w:type="dxa" w:w="120"/>
+              <w:left w:type="dxa" w:w="100"/>
               <w:bottom w:type="dxa" w:w="60"/>
-              <w:right w:type="dxa" w:w="120"/>
-            </w:tcMar>
-          </w:tcPr>
-          <w:p>
-            <w:pPr>
-              <w:spacing w:after="0" w:line="320"/>
+              <w:right w:type="dxa" w:w="100"/>
+            </w:tcMar>
+          </w:tcPr>
+          <w:p>
+            <w:pPr>
+              <w:spacing w:after="0"/>
+            </w:pPr>
+            <w:r>
+              <w:rPr>
+                <w:b/>
+                <w:bCs/>
+                <w:color w:val="B97A12"/>
+                <w:sz w:val="16"/>
+                <w:szCs w:val="16"/>
+              </w:rPr>
+              <w:t xml:space="preserve">EXPLAIN YOUR REASONING</w:t>
+            </w:r>
+          </w:p>
+        </w:tc>
+      </w:tr>
+      <w:tr>
+        <w:trPr>
+          <w:cantSplit/>
+        </w:trPr>
+        <w:tc>
+          <w:tcPr>
+            <w:tcW w:type="dxa" w:w="2800"/>
+            <w:tcMar>
+              <w:top w:type="dxa" w:w="80"/>
+              <w:left w:type="dxa" w:w="100"/>
+              <w:bottom w:type="dxa" w:w="80"/>
+              <w:right w:type="dxa" w:w="100"/>
+            </w:tcMar>
+            <w:vAlign w:val="top"/>
+          </w:tcPr>
+          <w:p>
+            <w:pPr>
+              <w:spacing w:after="60"/>
+            </w:pPr>
+            <w:r>
+              <w:rPr>
+                <w:b/>
+                <w:bCs/>
+                <w:color w:val="12355B"/>
+                <w:sz w:val="21"/>
+                <w:szCs w:val="21"/>
+              </w:rPr>
+              <w:t xml:space="preserve">1.  </w:t>
+            </w:r>
+            <w:r>
+              <w:rPr>
+                <w:b/>
+                <w:bCs/>
+                <w:sz w:val="20"/>
+                <w:szCs w:val="20"/>
+              </w:rPr>
+              <w:t xml:space="preserve">Suppose the variable s counts 8-hour SHIFTS instead of hours. Which equation gives the cars produced?</w:t>
+            </w:r>
+          </w:p>
+          <w:p>
+            <w:pPr>
+              <w:spacing w:after="30"/>
+              <w:ind w:left="180"/>
+            </w:pPr>
+            <w:r>
+              <w:rPr>
+                <w:sz w:val="19"/>
+                <w:szCs w:val="19"/>
+              </w:rPr>
+              <w:t xml:space="preserve">A)  c = 2.5s</w:t>
+            </w:r>
+          </w:p>
+          <w:p>
+            <w:pPr>
+              <w:spacing w:after="30"/>
+              <w:ind w:left="180"/>
+            </w:pPr>
+            <w:r>
+              <w:rPr>
+                <w:sz w:val="19"/>
+                <w:szCs w:val="19"/>
+              </w:rPr>
+              <w:t xml:space="preserve">B)  c = 8s</w:t>
+            </w:r>
+          </w:p>
+          <w:p>
+            <w:pPr>
+              <w:spacing w:after="30"/>
+              <w:ind w:left="180"/>
+            </w:pPr>
+            <w:r>
+              <w:rPr>
+                <w:sz w:val="19"/>
+                <w:szCs w:val="19"/>
+              </w:rPr>
+              <w:t xml:space="preserve">C)  c = 10.5s</w:t>
+            </w:r>
+          </w:p>
+          <w:p>
+            <w:pPr>
+              <w:spacing w:after="30"/>
+              <w:ind w:left="180"/>
+            </w:pPr>
+            <w:r>
+              <w:rPr>
+                <w:sz w:val="19"/>
+                <w:szCs w:val="19"/>
+              </w:rPr>
+              <w:t xml:space="preserve">D)  c = 20s</w:t>
+            </w:r>
+          </w:p>
+        </w:tc>
+        <w:tc>
+          <w:tcPr>
+            <w:tcW w:type="dxa" w:w="3560"/>
+            <w:tcMar>
+              <w:top w:type="dxa" w:w="80"/>
+              <w:left w:type="dxa" w:w="100"/>
+              <w:bottom w:type="dxa" w:w="80"/>
+              <w:right w:type="dxa" w:w="100"/>
+            </w:tcMar>
+            <w:vAlign w:val="top"/>
+          </w:tcPr>
+          <w:p>
+            <w:pPr>
+              <w:spacing w:after="40"/>
+            </w:pPr>
+            <w:r>
+              <w:rPr>
+                <w:b/>
+                <w:bCs/>
+                <w:color w:val="1FA6A2"/>
+                <w:sz w:val="19"/>
+                <w:szCs w:val="19"/>
+              </w:rPr>
+              <w:t xml:space="preserve">Solution:  </w:t>
+            </w:r>
+            <w:r>
+              <w:rPr>
+                <w:b/>
+                <w:bCs/>
+                <w:sz w:val="19"/>
+                <w:szCs w:val="19"/>
+              </w:rPr>
+              <w:t xml:space="preserve">D)  c = 20s</w:t>
+            </w:r>
+          </w:p>
+          <w:p>
+            <w:pPr>
+              <w:spacing w:after="40"/>
+            </w:pPr>
+            <w:r>
+              <w:rPr>
+                <w:i/>
+                <w:iCs/>
+                <w:color w:val="5F6F80"/>
+                <w:sz w:val="18"/>
+                <w:szCs w:val="18"/>
+              </w:rPr>
+              <w:t xml:space="preserve">One shift is 8 hours at 2.5 cars per hour, so each shift produces 2.5 × 8 = 20 cars — the rate per shift is 20.</w:t>
+            </w:r>
+          </w:p>
+          <w:p>
+            <w:pPr>
+              <w:pBdr>
+                <w:bottom w:val="single" w:color="AFBECC" w:sz="6"/>
+              </w:pBdr>
+              <w:spacing w:after="30" w:before="150"/>
             </w:pPr>
             <w:r>
               <w:t xml:space="preserve"/>
@@ -3195,7 +3690,125 @@
           </w:p>
           <w:p>
             <w:pPr>
-              <w:spacing w:after="0" w:line="320"/>
+              <w:pBdr>
+                <w:bottom w:val="single" w:color="AFBECC" w:sz="6"/>
+              </w:pBdr>
+              <w:spacing w:after="30" w:before="150"/>
+            </w:pPr>
+            <w:r>
+              <w:t xml:space="preserve"/>
+            </w:r>
+          </w:p>
+        </w:tc>
+        <w:tc>
+          <w:tcPr>
+            <w:tcW w:type="dxa" w:w="3000"/>
+            <w:shd w:fill="FBF3E2" w:color="auto" w:val="clear"/>
+            <w:tcMar>
+              <w:top w:type="dxa" w:w="80"/>
+              <w:left w:type="dxa" w:w="100"/>
+              <w:bottom w:type="dxa" w:w="80"/>
+              <w:right w:type="dxa" w:w="100"/>
+            </w:tcMar>
+            <w:vAlign w:val="top"/>
+          </w:tcPr>
+          <w:p>
+            <w:pPr>
+              <w:spacing w:after="40"/>
+            </w:pPr>
+            <w:r>
+              <w:rPr>
+                <w:b/>
+                <w:bCs/>
+                <w:color w:val="12355B"/>
+                <w:sz w:val="19"/>
+                <w:szCs w:val="19"/>
+              </w:rPr>
+              <w:t xml:space="preserve">Because... </w:t>
+            </w:r>
+            <w:r>
+              <w:rPr>
+                <w:color w:val="AFBECC"/>
+                <w:sz w:val="19"/>
+                <w:szCs w:val="19"/>
+              </w:rPr>
+              <w:t xml:space="preserve">________________</w:t>
+            </w:r>
+          </w:p>
+          <w:p>
+            <w:pPr>
+              <w:pBdr>
+                <w:bottom w:val="single" w:color="AFBECC" w:sz="6"/>
+              </w:pBdr>
+              <w:spacing w:after="30" w:before="150"/>
+            </w:pPr>
+            <w:r>
+              <w:t xml:space="preserve"/>
+            </w:r>
+          </w:p>
+          <w:p>
+            <w:pPr>
+              <w:spacing w:after="40" w:before="80"/>
+            </w:pPr>
+            <w:r>
+              <w:rPr>
+                <w:b/>
+                <w:bCs/>
+                <w:color w:val="6B4FA0"/>
+                <w:sz w:val="19"/>
+                <w:szCs w:val="19"/>
+              </w:rPr>
+              <w:t xml:space="preserve">Although... </w:t>
+            </w:r>
+            <w:r>
+              <w:rPr>
+                <w:color w:val="AFBECC"/>
+                <w:sz w:val="19"/>
+                <w:szCs w:val="19"/>
+              </w:rPr>
+              <w:t xml:space="preserve">_______________</w:t>
+            </w:r>
+          </w:p>
+          <w:p>
+            <w:pPr>
+              <w:pBdr>
+                <w:bottom w:val="single" w:color="AFBECC" w:sz="6"/>
+              </w:pBdr>
+              <w:spacing w:after="30" w:before="150"/>
+            </w:pPr>
+            <w:r>
+              <w:t xml:space="preserve"/>
+            </w:r>
+          </w:p>
+          <w:p>
+            <w:pPr>
+              <w:spacing w:after="40" w:before="80"/>
+            </w:pPr>
+            <w:r>
+              <w:rPr>
+                <w:b/>
+                <w:bCs/>
+                <w:color w:val="1FA6A2"/>
+                <w:sz w:val="19"/>
+                <w:szCs w:val="19"/>
+              </w:rPr>
+              <w:t xml:space="preserve">Therefore... </w:t>
+            </w:r>
+            <w:r>
+              <w:rPr>
+                <w:color w:val="AFBECC"/>
+                <w:sz w:val="19"/>
+                <w:szCs w:val="19"/>
+              </w:rPr>
+              <w:t xml:space="preserve">______________</w:t>
+            </w:r>
+          </w:p>
+          <w:p>
+            <w:pPr>
+              <w:pBdr>
+                <w:bottom w:val="single" w:color="AFBECC" w:sz="6"/>
+              </w:pBdr>
+              <w:spacing w:after="30" w:before="150"/>
             </w:pPr>
             <w:r>
               <w:t xml:space="preserve"/>
@@ -3206,84 +3819,7 @@
     </w:tbl>
     <w:p>
       <w:pPr>
-        <w:keepNext/>
-        <w:spacing w:after="60" w:before="160"/>
-      </w:pPr>
-      <w:r>
-        <w:rPr>
-          <w:b/>
-          <w:bCs/>
-          <w:color w:val="12355B"/>
-          <w:sz w:val="22"/>
-          <w:szCs w:val="22"/>
-        </w:rPr>
-        <w:t xml:space="preserve">2.  </w:t>
-      </w:r>
-      <w:r>
-        <w:rPr>
-          <w:b/>
-          <w:bCs/>
-          <w:sz w:val="21"/>
-          <w:szCs w:val="21"/>
-        </w:rPr>
-        <w:t xml:space="preserve">If the plant runs 24 hours a day, 7 days a week for the full 3 weeks, how many hours is that — and can it fill the 1,000-car order?</w:t>
-      </w:r>
-    </w:p>
-    <w:p>
-      <w:pPr>
-        <w:spacing w:after="40"/>
-        <w:ind w:left="420"/>
-      </w:pPr>
-      <w:r>
-        <w:rPr>
-          <w:sz w:val="20"/>
-          <w:szCs w:val="20"/>
-        </w:rPr>
-        <w:t xml:space="preserve">A)  72 hours — no, that is less than 400 hours</w:t>
-      </w:r>
-    </w:p>
-    <w:p>
-      <w:pPr>
-        <w:spacing w:after="40"/>
-        <w:ind w:left="420"/>
-      </w:pPr>
-      <w:r>
-        <w:rPr>
-          <w:sz w:val="20"/>
-          <w:szCs w:val="20"/>
-        </w:rPr>
-        <w:t xml:space="preserve">B)  168 hours — no, that is less than 400 hours</w:t>
-      </w:r>
-    </w:p>
-    <w:p>
-      <w:pPr>
-        <w:spacing w:after="40"/>
-        <w:ind w:left="420"/>
-      </w:pPr>
-      <w:r>
-        <w:rPr>
-          <w:sz w:val="20"/>
-          <w:szCs w:val="20"/>
-        </w:rPr>
-        <w:t xml:space="preserve">C)  504 hours — yes, because 504 hours is more than the 400 hours needed</w:t>
-      </w:r>
-    </w:p>
-    <w:p>
-      <w:pPr>
-        <w:spacing w:after="40"/>
-        <w:ind w:left="420"/>
-      </w:pPr>
-      <w:r>
-        <w:rPr>
-          <w:sz w:val="20"/>
-          <w:szCs w:val="20"/>
-        </w:rPr>
-        <w:t xml:space="preserve">D)  504 hours — no, because 504 is less than 1,000</w:t>
-      </w:r>
-    </w:p>
-    <w:p>
-      <w:pPr>
-        <w:spacing w:after="20"/>
+        <w:spacing w:after="80"/>
       </w:pPr>
       <w:r>
         <w:t xml:space="preserve"/>
@@ -3291,33 +3827,256 @@
     </w:p>
     <w:tbl>
       <w:tblPr>
-        <w:tblW w:type="pct" w:w="100%"/>
+        <w:tblW w:type="dxa" w:w="9360"/>
         <w:tblBorders>
           <w:top w:val="single" w:color="C7D2DD" w:sz="6"/>
           <w:left w:val="single" w:color="C7D2DD" w:sz="6"/>
           <w:bottom w:val="single" w:color="C7D2DD" w:sz="6"/>
           <w:right w:val="single" w:color="C7D2DD" w:sz="6"/>
-          <w:insideH w:val="single" w:color="auto" w:sz="4"/>
-          <w:insideV w:val="single" w:color="auto" w:sz="4"/>
+          <w:insideH w:val="single" w:color="C7D2DD" w:sz="6"/>
+          <w:insideV w:val="single" w:color="C7D2DD" w:sz="6"/>
         </w:tblBorders>
       </w:tblPr>
       <w:tblGrid>
-        <w:gridCol w:w="100"/>
+        <w:gridCol w:w="2800"/>
+        <w:gridCol w:w="3560"/>
+        <w:gridCol w:w="3000"/>
       </w:tblGrid>
       <w:tr>
-        <w:tc>
-          <w:tcPr>
+        <w:trPr>
+          <w:cantSplit/>
+          <w:tblHeader/>
+        </w:trPr>
+        <w:tc>
+          <w:tcPr>
+            <w:tcW w:type="dxa" w:w="2800"/>
+            <w:shd w:fill="EEF4F8" w:color="auto" w:val="clear"/>
+            <w:tcMar>
+              <w:top w:type="dxa" w:w="60"/>
+              <w:left w:type="dxa" w:w="100"/>
+              <w:bottom w:type="dxa" w:w="60"/>
+              <w:right w:type="dxa" w:w="100"/>
+            </w:tcMar>
+          </w:tcPr>
+          <w:p>
+            <w:pPr>
+              <w:spacing w:after="0"/>
+            </w:pPr>
+            <w:r>
+              <w:rPr>
+                <w:b/>
+                <w:bCs/>
+                <w:color w:val="12355B"/>
+                <w:sz w:val="16"/>
+                <w:szCs w:val="16"/>
+              </w:rPr>
+              <w:t xml:space="preserve">CORE PROBLEM / GIVEN REPRESENTATION</w:t>
+            </w:r>
+          </w:p>
+        </w:tc>
+        <w:tc>
+          <w:tcPr>
+            <w:tcW w:type="dxa" w:w="3560"/>
+            <w:shd w:fill="EEF4F8" w:color="auto" w:val="clear"/>
+            <w:tcMar>
+              <w:top w:type="dxa" w:w="60"/>
+              <w:left w:type="dxa" w:w="100"/>
+              <w:bottom w:type="dxa" w:w="60"/>
+              <w:right w:type="dxa" w:w="100"/>
+            </w:tcMar>
+          </w:tcPr>
+          <w:p>
+            <w:pPr>
+              <w:spacing w:after="0"/>
+            </w:pPr>
+            <w:r>
+              <w:rPr>
+                <w:b/>
+                <w:bCs/>
+                <w:color w:val="12355B"/>
+                <w:sz w:val="16"/>
+                <w:szCs w:val="16"/>
+              </w:rPr>
+              <w:t xml:space="preserve">WORKING SPACE / CALCULATION STEPS</w:t>
+            </w:r>
+          </w:p>
+        </w:tc>
+        <w:tc>
+          <w:tcPr>
+            <w:tcW w:type="dxa" w:w="3000"/>
             <w:shd w:fill="FBF3E2" w:color="auto" w:val="clear"/>
             <w:tcMar>
               <w:top w:type="dxa" w:w="60"/>
-              <w:left w:type="dxa" w:w="120"/>
+              <w:left w:type="dxa" w:w="100"/>
               <w:bottom w:type="dxa" w:w="60"/>
-              <w:right w:type="dxa" w:w="120"/>
-            </w:tcMar>
-          </w:tcPr>
-          <w:p>
-            <w:pPr>
-              <w:spacing w:after="0" w:line="320"/>
+              <w:right w:type="dxa" w:w="100"/>
+            </w:tcMar>
+          </w:tcPr>
+          <w:p>
+            <w:pPr>
+              <w:spacing w:after="0"/>
+            </w:pPr>
+            <w:r>
+              <w:rPr>
+                <w:b/>
+                <w:bCs/>
+                <w:color w:val="B97A12"/>
+                <w:sz w:val="16"/>
+                <w:szCs w:val="16"/>
+              </w:rPr>
+              <w:t xml:space="preserve">EXPLAIN YOUR REASONING</w:t>
+            </w:r>
+          </w:p>
+        </w:tc>
+      </w:tr>
+      <w:tr>
+        <w:trPr>
+          <w:cantSplit/>
+        </w:trPr>
+        <w:tc>
+          <w:tcPr>
+            <w:tcW w:type="dxa" w:w="2800"/>
+            <w:tcMar>
+              <w:top w:type="dxa" w:w="80"/>
+              <w:left w:type="dxa" w:w="100"/>
+              <w:bottom w:type="dxa" w:w="80"/>
+              <w:right w:type="dxa" w:w="100"/>
+            </w:tcMar>
+            <w:vAlign w:val="top"/>
+          </w:tcPr>
+          <w:p>
+            <w:pPr>
+              <w:spacing w:after="60"/>
+            </w:pPr>
+            <w:r>
+              <w:rPr>
+                <w:b/>
+                <w:bCs/>
+                <w:color w:val="12355B"/>
+                <w:sz w:val="21"/>
+                <w:szCs w:val="21"/>
+              </w:rPr>
+              <w:t xml:space="preserve">2.  </w:t>
+            </w:r>
+            <w:r>
+              <w:rPr>
+                <w:b/>
+                <w:bCs/>
+                <w:sz w:val="20"/>
+                <w:szCs w:val="20"/>
+              </w:rPr>
+              <w:t xml:space="preserve">If the plant runs 24 hours a day, 7 days a week for the full 3 weeks, how many hours is that — and can it fill the 1,000-car order?</w:t>
+            </w:r>
+          </w:p>
+          <w:p>
+            <w:pPr>
+              <w:spacing w:after="30"/>
+              <w:ind w:left="180"/>
+            </w:pPr>
+            <w:r>
+              <w:rPr>
+                <w:sz w:val="19"/>
+                <w:szCs w:val="19"/>
+              </w:rPr>
+              <w:t xml:space="preserve">A)  72 hours — no, that is less than 400 hours</w:t>
+            </w:r>
+          </w:p>
+          <w:p>
+            <w:pPr>
+              <w:spacing w:after="30"/>
+              <w:ind w:left="180"/>
+            </w:pPr>
+            <w:r>
+              <w:rPr>
+                <w:sz w:val="19"/>
+                <w:szCs w:val="19"/>
+              </w:rPr>
+              <w:t xml:space="preserve">B)  168 hours — no, that is less than 400 hours</w:t>
+            </w:r>
+          </w:p>
+          <w:p>
+            <w:pPr>
+              <w:spacing w:after="30"/>
+              <w:ind w:left="180"/>
+            </w:pPr>
+            <w:r>
+              <w:rPr>
+                <w:sz w:val="19"/>
+                <w:szCs w:val="19"/>
+              </w:rPr>
+              <w:t xml:space="preserve">C)  504 hours — yes, because 504 hours is more than the 400 hours needed</w:t>
+            </w:r>
+          </w:p>
+          <w:p>
+            <w:pPr>
+              <w:spacing w:after="30"/>
+              <w:ind w:left="180"/>
+            </w:pPr>
+            <w:r>
+              <w:rPr>
+                <w:sz w:val="19"/>
+                <w:szCs w:val="19"/>
+              </w:rPr>
+              <w:t xml:space="preserve">D)  504 hours — no, because 504 is less than 1,000</w:t>
+            </w:r>
+          </w:p>
+        </w:tc>
+        <w:tc>
+          <w:tcPr>
+            <w:tcW w:type="dxa" w:w="3560"/>
+            <w:tcMar>
+              <w:top w:type="dxa" w:w="80"/>
+              <w:left w:type="dxa" w:w="100"/>
+              <w:bottom w:type="dxa" w:w="80"/>
+              <w:right w:type="dxa" w:w="100"/>
+            </w:tcMar>
+            <w:vAlign w:val="top"/>
+          </w:tcPr>
+          <w:p>
+            <w:pPr>
+              <w:spacing w:after="40"/>
+            </w:pPr>
+            <w:r>
+              <w:rPr>
+                <w:b/>
+                <w:bCs/>
+                <w:color w:val="1FA6A2"/>
+                <w:sz w:val="19"/>
+                <w:szCs w:val="19"/>
+              </w:rPr>
+              <w:t xml:space="preserve">Solution:  </w:t>
+            </w:r>
+            <w:r>
+              <w:rPr>
+                <w:b/>
+                <w:bCs/>
+                <w:sz w:val="19"/>
+                <w:szCs w:val="19"/>
+              </w:rPr>
+              <w:t xml:space="preserve">C)  504 hours — yes, because 504 hours is more than the 400 hours needed</w:t>
+            </w:r>
+          </w:p>
+          <w:p>
+            <w:pPr>
+              <w:spacing w:after="40"/>
+            </w:pPr>
+            <w:r>
+              <w:rPr>
+                <w:i/>
+                <w:iCs/>
+                <w:color w:val="5F6F80"/>
+                <w:sz w:val="18"/>
+                <w:szCs w:val="18"/>
+              </w:rPr>
+              <w:t xml:space="preserve">3 weeks × 7 days × 24 hours = 504 hours, and the order needs only 400 hours, so the plant can fill it with time to spare.</w:t>
+            </w:r>
+          </w:p>
+          <w:p>
+            <w:pPr>
+              <w:pBdr>
+                <w:bottom w:val="single" w:color="AFBECC" w:sz="6"/>
+              </w:pBdr>
+              <w:spacing w:after="30" w:before="150"/>
             </w:pPr>
             <w:r>
               <w:t xml:space="preserve"/>
@@ -3325,7 +4084,125 @@
           </w:p>
           <w:p>
             <w:pPr>
-              <w:spacing w:after="0" w:line="320"/>
+              <w:pBdr>
+                <w:bottom w:val="single" w:color="AFBECC" w:sz="6"/>
+              </w:pBdr>
+              <w:spacing w:after="30" w:before="150"/>
+            </w:pPr>
+            <w:r>
+              <w:t xml:space="preserve"/>
+            </w:r>
+          </w:p>
+        </w:tc>
+        <w:tc>
+          <w:tcPr>
+            <w:tcW w:type="dxa" w:w="3000"/>
+            <w:shd w:fill="FBF3E2" w:color="auto" w:val="clear"/>
+            <w:tcMar>
+              <w:top w:type="dxa" w:w="80"/>
+              <w:left w:type="dxa" w:w="100"/>
+              <w:bottom w:type="dxa" w:w="80"/>
+              <w:right w:type="dxa" w:w="100"/>
+            </w:tcMar>
+            <w:vAlign w:val="top"/>
+          </w:tcPr>
+          <w:p>
+            <w:pPr>
+              <w:spacing w:after="40"/>
+            </w:pPr>
+            <w:r>
+              <w:rPr>
+                <w:b/>
+                <w:bCs/>
+                <w:color w:val="12355B"/>
+                <w:sz w:val="19"/>
+                <w:szCs w:val="19"/>
+              </w:rPr>
+              <w:t xml:space="preserve">Because... </w:t>
+            </w:r>
+            <w:r>
+              <w:rPr>
+                <w:color w:val="AFBECC"/>
+                <w:sz w:val="19"/>
+                <w:szCs w:val="19"/>
+              </w:rPr>
+              <w:t xml:space="preserve">________________</w:t>
+            </w:r>
+          </w:p>
+          <w:p>
+            <w:pPr>
+              <w:pBdr>
+                <w:bottom w:val="single" w:color="AFBECC" w:sz="6"/>
+              </w:pBdr>
+              <w:spacing w:after="30" w:before="150"/>
+            </w:pPr>
+            <w:r>
+              <w:t xml:space="preserve"/>
+            </w:r>
+          </w:p>
+          <w:p>
+            <w:pPr>
+              <w:spacing w:after="40" w:before="80"/>
+            </w:pPr>
+            <w:r>
+              <w:rPr>
+                <w:b/>
+                <w:bCs/>
+                <w:color w:val="6B4FA0"/>
+                <w:sz w:val="19"/>
+                <w:szCs w:val="19"/>
+              </w:rPr>
+              <w:t xml:space="preserve">Although... </w:t>
+            </w:r>
+            <w:r>
+              <w:rPr>
+                <w:color w:val="AFBECC"/>
+                <w:sz w:val="19"/>
+                <w:szCs w:val="19"/>
+              </w:rPr>
+              <w:t xml:space="preserve">_______________</w:t>
+            </w:r>
+          </w:p>
+          <w:p>
+            <w:pPr>
+              <w:pBdr>
+                <w:bottom w:val="single" w:color="AFBECC" w:sz="6"/>
+              </w:pBdr>
+              <w:spacing w:after="30" w:before="150"/>
+            </w:pPr>
+            <w:r>
+              <w:t xml:space="preserve"/>
+            </w:r>
+          </w:p>
+          <w:p>
+            <w:pPr>
+              <w:spacing w:after="40" w:before="80"/>
+            </w:pPr>
+            <w:r>
+              <w:rPr>
+                <w:b/>
+                <w:bCs/>
+                <w:color w:val="1FA6A2"/>
+                <w:sz w:val="19"/>
+                <w:szCs w:val="19"/>
+              </w:rPr>
+              <w:t xml:space="preserve">Therefore... </w:t>
+            </w:r>
+            <w:r>
+              <w:rPr>
+                <w:color w:val="AFBECC"/>
+                <w:sz w:val="19"/>
+                <w:szCs w:val="19"/>
+              </w:rPr>
+              <w:t xml:space="preserve">______________</w:t>
+            </w:r>
+          </w:p>
+          <w:p>
+            <w:pPr>
+              <w:pBdr>
+                <w:bottom w:val="single" w:color="AFBECC" w:sz="6"/>
+              </w:pBdr>
+              <w:spacing w:after="30" w:before="150"/>
             </w:pPr>
             <w:r>
               <w:t xml:space="preserve"/>
@@ -3336,84 +4213,7 @@
     </w:tbl>
     <w:p>
       <w:pPr>
-        <w:keepNext/>
-        <w:spacing w:after="60" w:before="160"/>
-      </w:pPr>
-      <w:r>
-        <w:rPr>
-          <w:b/>
-          <w:bCs/>
-          <w:color w:val="12355B"/>
-          <w:sz w:val="22"/>
-          <w:szCs w:val="22"/>
-        </w:rPr>
-        <w:t xml:space="preserve">3.  </w:t>
-      </w:r>
-      <w:r>
-        <w:rPr>
-          <w:b/>
-          <w:bCs/>
-          <w:sz w:val="21"/>
-          <w:szCs w:val="21"/>
-        </w:rPr>
-        <w:t xml:space="preserve">The solution to one problem was 41.7 cars. Would producing or washing a PARTIAL car make sense?</w:t>
-      </w:r>
-    </w:p>
-    <w:p>
-      <w:pPr>
-        <w:spacing w:after="40"/>
-        <w:ind w:left="420"/>
-      </w:pPr>
-      <w:r>
-        <w:rPr>
-          <w:sz w:val="20"/>
-          <w:szCs w:val="20"/>
-        </w:rPr>
-        <w:t xml:space="preserve">A)  No — cars come in whole numbers, so round up to the next whole car</w:t>
-      </w:r>
-    </w:p>
-    <w:p>
-      <w:pPr>
-        <w:spacing w:after="40"/>
-        <w:ind w:left="420"/>
-      </w:pPr>
-      <w:r>
-        <w:rPr>
-          <w:sz w:val="20"/>
-          <w:szCs w:val="20"/>
-        </w:rPr>
-        <w:t xml:space="preserve">B)  Yes — 0.7 of a car is a real amount you can wash</w:t>
-      </w:r>
-    </w:p>
-    <w:p>
-      <w:pPr>
-        <w:spacing w:after="40"/>
-        <w:ind w:left="420"/>
-      </w:pPr>
-      <w:r>
-        <w:rPr>
-          <w:sz w:val="20"/>
-          <w:szCs w:val="20"/>
-        </w:rPr>
-        <w:t xml:space="preserve">C)  No — so round down and accept a smaller total</w:t>
-      </w:r>
-    </w:p>
-    <w:p>
-      <w:pPr>
-        <w:spacing w:after="40"/>
-        <w:ind w:left="420"/>
-      </w:pPr>
-      <w:r>
-        <w:rPr>
-          <w:sz w:val="20"/>
-          <w:szCs w:val="20"/>
-        </w:rPr>
-        <w:t xml:space="preserve">D)  Yes — the equation is wrong if it gives a decimal</w:t>
-      </w:r>
-    </w:p>
-    <w:p>
-      <w:pPr>
-        <w:spacing w:after="20"/>
+        <w:spacing w:after="80"/>
       </w:pPr>
       <w:r>
         <w:t xml:space="preserve"/>
@@ -3421,33 +4221,256 @@
     </w:p>
     <w:tbl>
       <w:tblPr>
-        <w:tblW w:type="pct" w:w="100%"/>
+        <w:tblW w:type="dxa" w:w="9360"/>
         <w:tblBorders>
           <w:top w:val="single" w:color="C7D2DD" w:sz="6"/>
           <w:left w:val="single" w:color="C7D2DD" w:sz="6"/>
           <w:bottom w:val="single" w:color="C7D2DD" w:sz="6"/>
           <w:right w:val="single" w:color="C7D2DD" w:sz="6"/>
-          <w:insideH w:val="single" w:color="auto" w:sz="4"/>
-          <w:insideV w:val="single" w:color="auto" w:sz="4"/>
+          <w:insideH w:val="single" w:color="C7D2DD" w:sz="6"/>
+          <w:insideV w:val="single" w:color="C7D2DD" w:sz="6"/>
         </w:tblBorders>
       </w:tblPr>
       <w:tblGrid>
-        <w:gridCol w:w="100"/>
+        <w:gridCol w:w="2800"/>
+        <w:gridCol w:w="3560"/>
+        <w:gridCol w:w="3000"/>
       </w:tblGrid>
       <w:tr>
-        <w:tc>
-          <w:tcPr>
+        <w:trPr>
+          <w:cantSplit/>
+          <w:tblHeader/>
+        </w:trPr>
+        <w:tc>
+          <w:tcPr>
+            <w:tcW w:type="dxa" w:w="2800"/>
+            <w:shd w:fill="EEF4F8" w:color="auto" w:val="clear"/>
+            <w:tcMar>
+              <w:top w:type="dxa" w:w="60"/>
+              <w:left w:type="dxa" w:w="100"/>
+              <w:bottom w:type="dxa" w:w="60"/>
+              <w:right w:type="dxa" w:w="100"/>
+            </w:tcMar>
+          </w:tcPr>
+          <w:p>
+            <w:pPr>
+              <w:spacing w:after="0"/>
+            </w:pPr>
+            <w:r>
+              <w:rPr>
+                <w:b/>
+                <w:bCs/>
+                <w:color w:val="12355B"/>
+                <w:sz w:val="16"/>
+                <w:szCs w:val="16"/>
+              </w:rPr>
+              <w:t xml:space="preserve">CORE PROBLEM / GIVEN REPRESENTATION</w:t>
+            </w:r>
+          </w:p>
+        </w:tc>
+        <w:tc>
+          <w:tcPr>
+            <w:tcW w:type="dxa" w:w="3560"/>
+            <w:shd w:fill="EEF4F8" w:color="auto" w:val="clear"/>
+            <w:tcMar>
+              <w:top w:type="dxa" w:w="60"/>
+              <w:left w:type="dxa" w:w="100"/>
+              <w:bottom w:type="dxa" w:w="60"/>
+              <w:right w:type="dxa" w:w="100"/>
+            </w:tcMar>
+          </w:tcPr>
+          <w:p>
+            <w:pPr>
+              <w:spacing w:after="0"/>
+            </w:pPr>
+            <w:r>
+              <w:rPr>
+                <w:b/>
+                <w:bCs/>
+                <w:color w:val="12355B"/>
+                <w:sz w:val="16"/>
+                <w:szCs w:val="16"/>
+              </w:rPr>
+              <w:t xml:space="preserve">WORKING SPACE / CALCULATION STEPS</w:t>
+            </w:r>
+          </w:p>
+        </w:tc>
+        <w:tc>
+          <w:tcPr>
+            <w:tcW w:type="dxa" w:w="3000"/>
             <w:shd w:fill="FBF3E2" w:color="auto" w:val="clear"/>
             <w:tcMar>
               <w:top w:type="dxa" w:w="60"/>
-              <w:left w:type="dxa" w:w="120"/>
+              <w:left w:type="dxa" w:w="100"/>
               <w:bottom w:type="dxa" w:w="60"/>
-              <w:right w:type="dxa" w:w="120"/>
-            </w:tcMar>
-          </w:tcPr>
-          <w:p>
-            <w:pPr>
-              <w:spacing w:after="0" w:line="320"/>
+              <w:right w:type="dxa" w:w="100"/>
+            </w:tcMar>
+          </w:tcPr>
+          <w:p>
+            <w:pPr>
+              <w:spacing w:after="0"/>
+            </w:pPr>
+            <w:r>
+              <w:rPr>
+                <w:b/>
+                <w:bCs/>
+                <w:color w:val="B97A12"/>
+                <w:sz w:val="16"/>
+                <w:szCs w:val="16"/>
+              </w:rPr>
+              <w:t xml:space="preserve">EXPLAIN YOUR REASONING</w:t>
+            </w:r>
+          </w:p>
+        </w:tc>
+      </w:tr>
+      <w:tr>
+        <w:trPr>
+          <w:cantSplit/>
+        </w:trPr>
+        <w:tc>
+          <w:tcPr>
+            <w:tcW w:type="dxa" w:w="2800"/>
+            <w:tcMar>
+              <w:top w:type="dxa" w:w="80"/>
+              <w:left w:type="dxa" w:w="100"/>
+              <w:bottom w:type="dxa" w:w="80"/>
+              <w:right w:type="dxa" w:w="100"/>
+            </w:tcMar>
+            <w:vAlign w:val="top"/>
+          </w:tcPr>
+          <w:p>
+            <w:pPr>
+              <w:spacing w:after="60"/>
+            </w:pPr>
+            <w:r>
+              <w:rPr>
+                <w:b/>
+                <w:bCs/>
+                <w:color w:val="12355B"/>
+                <w:sz w:val="21"/>
+                <w:szCs w:val="21"/>
+              </w:rPr>
+              <w:t xml:space="preserve">3.  </w:t>
+            </w:r>
+            <w:r>
+              <w:rPr>
+                <w:b/>
+                <w:bCs/>
+                <w:sz w:val="20"/>
+                <w:szCs w:val="20"/>
+              </w:rPr>
+              <w:t xml:space="preserve">The solution to one problem was 41.7 cars. Would producing or washing a PARTIAL car make sense?</w:t>
+            </w:r>
+          </w:p>
+          <w:p>
+            <w:pPr>
+              <w:spacing w:after="30"/>
+              <w:ind w:left="180"/>
+            </w:pPr>
+            <w:r>
+              <w:rPr>
+                <w:sz w:val="19"/>
+                <w:szCs w:val="19"/>
+              </w:rPr>
+              <w:t xml:space="preserve">A)  No — cars come in whole numbers, so round up to the next whole car</w:t>
+            </w:r>
+          </w:p>
+          <w:p>
+            <w:pPr>
+              <w:spacing w:after="30"/>
+              <w:ind w:left="180"/>
+            </w:pPr>
+            <w:r>
+              <w:rPr>
+                <w:sz w:val="19"/>
+                <w:szCs w:val="19"/>
+              </w:rPr>
+              <w:t xml:space="preserve">B)  Yes — 0.7 of a car is a real amount you can wash</w:t>
+            </w:r>
+          </w:p>
+          <w:p>
+            <w:pPr>
+              <w:spacing w:after="30"/>
+              <w:ind w:left="180"/>
+            </w:pPr>
+            <w:r>
+              <w:rPr>
+                <w:sz w:val="19"/>
+                <w:szCs w:val="19"/>
+              </w:rPr>
+              <w:t xml:space="preserve">C)  No — so round down and accept a smaller total</w:t>
+            </w:r>
+          </w:p>
+          <w:p>
+            <w:pPr>
+              <w:spacing w:after="30"/>
+              <w:ind w:left="180"/>
+            </w:pPr>
+            <w:r>
+              <w:rPr>
+                <w:sz w:val="19"/>
+                <w:szCs w:val="19"/>
+              </w:rPr>
+              <w:t xml:space="preserve">D)  Yes — the equation is wrong if it gives a decimal</w:t>
+            </w:r>
+          </w:p>
+        </w:tc>
+        <w:tc>
+          <w:tcPr>
+            <w:tcW w:type="dxa" w:w="3560"/>
+            <w:tcMar>
+              <w:top w:type="dxa" w:w="80"/>
+              <w:left w:type="dxa" w:w="100"/>
+              <w:bottom w:type="dxa" w:w="80"/>
+              <w:right w:type="dxa" w:w="100"/>
+            </w:tcMar>
+            <w:vAlign w:val="top"/>
+          </w:tcPr>
+          <w:p>
+            <w:pPr>
+              <w:spacing w:after="40"/>
+            </w:pPr>
+            <w:r>
+              <w:rPr>
+                <w:b/>
+                <w:bCs/>
+                <w:color w:val="1FA6A2"/>
+                <w:sz w:val="19"/>
+                <w:szCs w:val="19"/>
+              </w:rPr>
+              <w:t xml:space="preserve">Solution:  </w:t>
+            </w:r>
+            <w:r>
+              <w:rPr>
+                <w:b/>
+                <w:bCs/>
+                <w:sz w:val="19"/>
+                <w:szCs w:val="19"/>
+              </w:rPr>
+              <w:t xml:space="preserve">A)  No — cars come in whole numbers, so round up to the next whole car</w:t>
+            </w:r>
+          </w:p>
+          <w:p>
+            <w:pPr>
+              <w:spacing w:after="40"/>
+            </w:pPr>
+            <w:r>
+              <w:rPr>
+                <w:i/>
+                <w:iCs/>
+                <w:color w:val="5F6F80"/>
+                <w:sz w:val="18"/>
+                <w:szCs w:val="18"/>
+              </w:rPr>
+              <w:t xml:space="preserve">You cannot wash seven-tenths of a car, so the model's decimal answer must be interpreted: round up so the goal is still met.</w:t>
+            </w:r>
+          </w:p>
+          <w:p>
+            <w:pPr>
+              <w:pBdr>
+                <w:bottom w:val="single" w:color="AFBECC" w:sz="6"/>
+              </w:pBdr>
+              <w:spacing w:after="30" w:before="150"/>
             </w:pPr>
             <w:r>
               <w:t xml:space="preserve"/>
@@ -3455,7 +4478,125 @@
           </w:p>
           <w:p>
             <w:pPr>
-              <w:spacing w:after="0" w:line="320"/>
+              <w:pBdr>
+                <w:bottom w:val="single" w:color="AFBECC" w:sz="6"/>
+              </w:pBdr>
+              <w:spacing w:after="30" w:before="150"/>
+            </w:pPr>
+            <w:r>
+              <w:t xml:space="preserve"/>
+            </w:r>
+          </w:p>
+        </w:tc>
+        <w:tc>
+          <w:tcPr>
+            <w:tcW w:type="dxa" w:w="3000"/>
+            <w:shd w:fill="FBF3E2" w:color="auto" w:val="clear"/>
+            <w:tcMar>
+              <w:top w:type="dxa" w:w="80"/>
+              <w:left w:type="dxa" w:w="100"/>
+              <w:bottom w:type="dxa" w:w="80"/>
+              <w:right w:type="dxa" w:w="100"/>
+            </w:tcMar>
+            <w:vAlign w:val="top"/>
+          </w:tcPr>
+          <w:p>
+            <w:pPr>
+              <w:spacing w:after="40"/>
+            </w:pPr>
+            <w:r>
+              <w:rPr>
+                <w:b/>
+                <w:bCs/>
+                <w:color w:val="12355B"/>
+                <w:sz w:val="19"/>
+                <w:szCs w:val="19"/>
+              </w:rPr>
+              <w:t xml:space="preserve">Because... </w:t>
+            </w:r>
+            <w:r>
+              <w:rPr>
+                <w:color w:val="AFBECC"/>
+                <w:sz w:val="19"/>
+                <w:szCs w:val="19"/>
+              </w:rPr>
+              <w:t xml:space="preserve">________________</w:t>
+            </w:r>
+          </w:p>
+          <w:p>
+            <w:pPr>
+              <w:pBdr>
+                <w:bottom w:val="single" w:color="AFBECC" w:sz="6"/>
+              </w:pBdr>
+              <w:spacing w:after="30" w:before="150"/>
+            </w:pPr>
+            <w:r>
+              <w:t xml:space="preserve"/>
+            </w:r>
+          </w:p>
+          <w:p>
+            <w:pPr>
+              <w:spacing w:after="40" w:before="80"/>
+            </w:pPr>
+            <w:r>
+              <w:rPr>
+                <w:b/>
+                <w:bCs/>
+                <w:color w:val="6B4FA0"/>
+                <w:sz w:val="19"/>
+                <w:szCs w:val="19"/>
+              </w:rPr>
+              <w:t xml:space="preserve">Although... </w:t>
+            </w:r>
+            <w:r>
+              <w:rPr>
+                <w:color w:val="AFBECC"/>
+                <w:sz w:val="19"/>
+                <w:szCs w:val="19"/>
+              </w:rPr>
+              <w:t xml:space="preserve">_______________</w:t>
+            </w:r>
+          </w:p>
+          <w:p>
+            <w:pPr>
+              <w:pBdr>
+                <w:bottom w:val="single" w:color="AFBECC" w:sz="6"/>
+              </w:pBdr>
+              <w:spacing w:after="30" w:before="150"/>
+            </w:pPr>
+            <w:r>
+              <w:t xml:space="preserve"/>
+            </w:r>
+          </w:p>
+          <w:p>
+            <w:pPr>
+              <w:spacing w:after="40" w:before="80"/>
+            </w:pPr>
+            <w:r>
+              <w:rPr>
+                <w:b/>
+                <w:bCs/>
+                <w:color w:val="1FA6A2"/>
+                <w:sz w:val="19"/>
+                <w:szCs w:val="19"/>
+              </w:rPr>
+              <w:t xml:space="preserve">Therefore... </w:t>
+            </w:r>
+            <w:r>
+              <w:rPr>
+                <w:color w:val="AFBECC"/>
+                <w:sz w:val="19"/>
+                <w:szCs w:val="19"/>
+              </w:rPr>
+              <w:t xml:space="preserve">______________</w:t>
+            </w:r>
+          </w:p>
+          <w:p>
+            <w:pPr>
+              <w:pBdr>
+                <w:bottom w:val="single" w:color="AFBECC" w:sz="6"/>
+              </w:pBdr>
+              <w:spacing w:after="30" w:before="150"/>
             </w:pPr>
             <w:r>
               <w:t xml:space="preserve"/>
@@ -3466,84 +4607,7 @@
     </w:tbl>
     <w:p>
       <w:pPr>
-        <w:keepNext/>
-        <w:spacing w:after="60" w:before="160"/>
-      </w:pPr>
-      <w:r>
-        <w:rPr>
-          <w:b/>
-          <w:bCs/>
-          <w:color w:val="12355B"/>
-          <w:sz w:val="22"/>
-          <w:szCs w:val="22"/>
-        </w:rPr>
-        <w:t xml:space="preserve">4.  </w:t>
-      </w:r>
-      <w:r>
-        <w:rPr>
-          <w:b/>
-          <w:bCs/>
-          <w:sz w:val="21"/>
-          <w:szCs w:val="21"/>
-        </w:rPr>
-        <w:t xml:space="preserve">Would you recommend the student council charge $12 or $14.30 per car? Which reasoning is strongest?</w:t>
-      </w:r>
-    </w:p>
-    <w:p>
-      <w:pPr>
-        <w:spacing w:after="40"/>
-        <w:ind w:left="420"/>
-      </w:pPr>
-      <w:r>
-        <w:rPr>
-          <w:sz w:val="20"/>
-          <w:szCs w:val="20"/>
-        </w:rPr>
-        <w:t xml:space="preserve">A)  Either can work: $12 needs at least 42 cars washed, while $14.30 needs only about 35 — so the choice depends on how many customers they expect</w:t>
-      </w:r>
-    </w:p>
-    <w:p>
-      <w:pPr>
-        <w:spacing w:after="40"/>
-        <w:ind w:left="420"/>
-      </w:pPr>
-      <w:r>
-        <w:rPr>
-          <w:sz w:val="20"/>
-          <w:szCs w:val="20"/>
-        </w:rPr>
-        <w:t xml:space="preserve">B)  $12 is always better because a smaller number is always better</w:t>
-      </w:r>
-    </w:p>
-    <w:p>
-      <w:pPr>
-        <w:spacing w:after="40"/>
-        <w:ind w:left="420"/>
-      </w:pPr>
-      <w:r>
-        <w:rPr>
-          <w:sz w:val="20"/>
-          <w:szCs w:val="20"/>
-        </w:rPr>
-        <w:t xml:space="preserve">C)  $14.30 is always better because more money per car is always better</w:t>
-      </w:r>
-    </w:p>
-    <w:p>
-      <w:pPr>
-        <w:spacing w:after="40"/>
-        <w:ind w:left="420"/>
-      </w:pPr>
-      <w:r>
-        <w:rPr>
-          <w:sz w:val="20"/>
-          <w:szCs w:val="20"/>
-        </w:rPr>
-        <w:t xml:space="preserve">D)  Neither price can reach the $500 goal</w:t>
-      </w:r>
-    </w:p>
-    <w:p>
-      <w:pPr>
-        <w:spacing w:after="20"/>
+        <w:spacing w:after="80"/>
       </w:pPr>
       <w:r>
         <w:t xml:space="preserve"/>
@@ -3551,33 +4615,256 @@
     </w:p>
     <w:tbl>
       <w:tblPr>
-        <w:tblW w:type="pct" w:w="100%"/>
+        <w:tblW w:type="dxa" w:w="9360"/>
         <w:tblBorders>
           <w:top w:val="single" w:color="C7D2DD" w:sz="6"/>
           <w:left w:val="single" w:color="C7D2DD" w:sz="6"/>
           <w:bottom w:val="single" w:color="C7D2DD" w:sz="6"/>
           <w:right w:val="single" w:color="C7D2DD" w:sz="6"/>
-          <w:insideH w:val="single" w:color="auto" w:sz="4"/>
-          <w:insideV w:val="single" w:color="auto" w:sz="4"/>
+          <w:insideH w:val="single" w:color="C7D2DD" w:sz="6"/>
+          <w:insideV w:val="single" w:color="C7D2DD" w:sz="6"/>
         </w:tblBorders>
       </w:tblPr>
       <w:tblGrid>
-        <w:gridCol w:w="100"/>
+        <w:gridCol w:w="2800"/>
+        <w:gridCol w:w="3560"/>
+        <w:gridCol w:w="3000"/>
       </w:tblGrid>
       <w:tr>
-        <w:tc>
-          <w:tcPr>
+        <w:trPr>
+          <w:cantSplit/>
+          <w:tblHeader/>
+        </w:trPr>
+        <w:tc>
+          <w:tcPr>
+            <w:tcW w:type="dxa" w:w="2800"/>
+            <w:shd w:fill="EEF4F8" w:color="auto" w:val="clear"/>
+            <w:tcMar>
+              <w:top w:type="dxa" w:w="60"/>
+              <w:left w:type="dxa" w:w="100"/>
+              <w:bottom w:type="dxa" w:w="60"/>
+              <w:right w:type="dxa" w:w="100"/>
+            </w:tcMar>
+          </w:tcPr>
+          <w:p>
+            <w:pPr>
+              <w:spacing w:after="0"/>
+            </w:pPr>
+            <w:r>
+              <w:rPr>
+                <w:b/>
+                <w:bCs/>
+                <w:color w:val="12355B"/>
+                <w:sz w:val="16"/>
+                <w:szCs w:val="16"/>
+              </w:rPr>
+              <w:t xml:space="preserve">CORE PROBLEM / GIVEN REPRESENTATION</w:t>
+            </w:r>
+          </w:p>
+        </w:tc>
+        <w:tc>
+          <w:tcPr>
+            <w:tcW w:type="dxa" w:w="3560"/>
+            <w:shd w:fill="EEF4F8" w:color="auto" w:val="clear"/>
+            <w:tcMar>
+              <w:top w:type="dxa" w:w="60"/>
+              <w:left w:type="dxa" w:w="100"/>
+              <w:bottom w:type="dxa" w:w="60"/>
+              <w:right w:type="dxa" w:w="100"/>
+            </w:tcMar>
+          </w:tcPr>
+          <w:p>
+            <w:pPr>
+              <w:spacing w:after="0"/>
+            </w:pPr>
+            <w:r>
+              <w:rPr>
+                <w:b/>
+                <w:bCs/>
+                <w:color w:val="12355B"/>
+                <w:sz w:val="16"/>
+                <w:szCs w:val="16"/>
+              </w:rPr>
+              <w:t xml:space="preserve">WORKING SPACE / CALCULATION STEPS</w:t>
+            </w:r>
+          </w:p>
+        </w:tc>
+        <w:tc>
+          <w:tcPr>
+            <w:tcW w:type="dxa" w:w="3000"/>
             <w:shd w:fill="FBF3E2" w:color="auto" w:val="clear"/>
             <w:tcMar>
               <w:top w:type="dxa" w:w="60"/>
-              <w:left w:type="dxa" w:w="120"/>
+              <w:left w:type="dxa" w:w="100"/>
               <w:bottom w:type="dxa" w:w="60"/>
-              <w:right w:type="dxa" w:w="120"/>
-            </w:tcMar>
-          </w:tcPr>
-          <w:p>
-            <w:pPr>
-              <w:spacing w:after="0" w:line="320"/>
+              <w:right w:type="dxa" w:w="100"/>
+            </w:tcMar>
+          </w:tcPr>
+          <w:p>
+            <w:pPr>
+              <w:spacing w:after="0"/>
+            </w:pPr>
+            <w:r>
+              <w:rPr>
+                <w:b/>
+                <w:bCs/>
+                <w:color w:val="B97A12"/>
+                <w:sz w:val="16"/>
+                <w:szCs w:val="16"/>
+              </w:rPr>
+              <w:t xml:space="preserve">EXPLAIN YOUR REASONING</w:t>
+            </w:r>
+          </w:p>
+        </w:tc>
+      </w:tr>
+      <w:tr>
+        <w:trPr>
+          <w:cantSplit/>
+        </w:trPr>
+        <w:tc>
+          <w:tcPr>
+            <w:tcW w:type="dxa" w:w="2800"/>
+            <w:tcMar>
+              <w:top w:type="dxa" w:w="80"/>
+              <w:left w:type="dxa" w:w="100"/>
+              <w:bottom w:type="dxa" w:w="80"/>
+              <w:right w:type="dxa" w:w="100"/>
+            </w:tcMar>
+            <w:vAlign w:val="top"/>
+          </w:tcPr>
+          <w:p>
+            <w:pPr>
+              <w:spacing w:after="60"/>
+            </w:pPr>
+            <w:r>
+              <w:rPr>
+                <w:b/>
+                <w:bCs/>
+                <w:color w:val="12355B"/>
+                <w:sz w:val="21"/>
+                <w:szCs w:val="21"/>
+              </w:rPr>
+              <w:t xml:space="preserve">4.  </w:t>
+            </w:r>
+            <w:r>
+              <w:rPr>
+                <w:b/>
+                <w:bCs/>
+                <w:sz w:val="20"/>
+                <w:szCs w:val="20"/>
+              </w:rPr>
+              <w:t xml:space="preserve">Would you recommend the student council charge $12 or $14.30 per car? Which reasoning is strongest?</w:t>
+            </w:r>
+          </w:p>
+          <w:p>
+            <w:pPr>
+              <w:spacing w:after="30"/>
+              <w:ind w:left="180"/>
+            </w:pPr>
+            <w:r>
+              <w:rPr>
+                <w:sz w:val="19"/>
+                <w:szCs w:val="19"/>
+              </w:rPr>
+              <w:t xml:space="preserve">A)  Either can work: $12 needs at least 42 cars washed, while $14.30 needs only about 35 — so the choice depends on how many customers they expect</w:t>
+            </w:r>
+          </w:p>
+          <w:p>
+            <w:pPr>
+              <w:spacing w:after="30"/>
+              <w:ind w:left="180"/>
+            </w:pPr>
+            <w:r>
+              <w:rPr>
+                <w:sz w:val="19"/>
+                <w:szCs w:val="19"/>
+              </w:rPr>
+              <w:t xml:space="preserve">B)  $12 is always better because a smaller number is always better</w:t>
+            </w:r>
+          </w:p>
+          <w:p>
+            <w:pPr>
+              <w:spacing w:after="30"/>
+              <w:ind w:left="180"/>
+            </w:pPr>
+            <w:r>
+              <w:rPr>
+                <w:sz w:val="19"/>
+                <w:szCs w:val="19"/>
+              </w:rPr>
+              <w:t xml:space="preserve">C)  $14.30 is always better because more money per car is always better</w:t>
+            </w:r>
+          </w:p>
+          <w:p>
+            <w:pPr>
+              <w:spacing w:after="30"/>
+              <w:ind w:left="180"/>
+            </w:pPr>
+            <w:r>
+              <w:rPr>
+                <w:sz w:val="19"/>
+                <w:szCs w:val="19"/>
+              </w:rPr>
+              <w:t xml:space="preserve">D)  Neither price can reach the $500 goal</w:t>
+            </w:r>
+          </w:p>
+        </w:tc>
+        <w:tc>
+          <w:tcPr>
+            <w:tcW w:type="dxa" w:w="3560"/>
+            <w:tcMar>
+              <w:top w:type="dxa" w:w="80"/>
+              <w:left w:type="dxa" w:w="100"/>
+              <w:bottom w:type="dxa" w:w="80"/>
+              <w:right w:type="dxa" w:w="100"/>
+            </w:tcMar>
+            <w:vAlign w:val="top"/>
+          </w:tcPr>
+          <w:p>
+            <w:pPr>
+              <w:spacing w:after="40"/>
+            </w:pPr>
+            <w:r>
+              <w:rPr>
+                <w:b/>
+                <w:bCs/>
+                <w:color w:val="1FA6A2"/>
+                <w:sz w:val="19"/>
+                <w:szCs w:val="19"/>
+              </w:rPr>
+              <w:t xml:space="preserve">Solution:  </w:t>
+            </w:r>
+            <w:r>
+              <w:rPr>
+                <w:b/>
+                <w:bCs/>
+                <w:sz w:val="19"/>
+                <w:szCs w:val="19"/>
+              </w:rPr>
+              <w:t xml:space="preserve">A)  Either can work: $12 needs at least 42 cars washed, while $14.30 needs only about 35 — so the choice depends on how many customers they expect</w:t>
+            </w:r>
+          </w:p>
+          <w:p>
+            <w:pPr>
+              <w:spacing w:after="40"/>
+            </w:pPr>
+            <w:r>
+              <w:rPr>
+                <w:i/>
+                <w:iCs/>
+                <w:color w:val="5F6F80"/>
+                <w:sz w:val="18"/>
+                <w:szCs w:val="18"/>
+              </w:rPr>
+              <w:t xml:space="preserve">Both plans reach $500 — 42 × 12 = $504 and 35 × 14.30 = $500.50 — so the real question is whether they can attract 42 cars at the lower price, or whether the higher price might turn customers away.</w:t>
+            </w:r>
+          </w:p>
+          <w:p>
+            <w:pPr>
+              <w:pBdr>
+                <w:bottom w:val="single" w:color="AFBECC" w:sz="6"/>
+              </w:pBdr>
+              <w:spacing w:after="30" w:before="150"/>
             </w:pPr>
             <w:r>
               <w:t xml:space="preserve"/>
@@ -3585,7 +4872,125 @@
           </w:p>
           <w:p>
             <w:pPr>
-              <w:spacing w:after="0" w:line="320"/>
+              <w:pBdr>
+                <w:bottom w:val="single" w:color="AFBECC" w:sz="6"/>
+              </w:pBdr>
+              <w:spacing w:after="30" w:before="150"/>
+            </w:pPr>
+            <w:r>
+              <w:t xml:space="preserve"/>
+            </w:r>
+          </w:p>
+        </w:tc>
+        <w:tc>
+          <w:tcPr>
+            <w:tcW w:type="dxa" w:w="3000"/>
+            <w:shd w:fill="FBF3E2" w:color="auto" w:val="clear"/>
+            <w:tcMar>
+              <w:top w:type="dxa" w:w="80"/>
+              <w:left w:type="dxa" w:w="100"/>
+              <w:bottom w:type="dxa" w:w="80"/>
+              <w:right w:type="dxa" w:w="100"/>
+            </w:tcMar>
+            <w:vAlign w:val="top"/>
+          </w:tcPr>
+          <w:p>
+            <w:pPr>
+              <w:spacing w:after="40"/>
+            </w:pPr>
+            <w:r>
+              <w:rPr>
+                <w:b/>
+                <w:bCs/>
+                <w:color w:val="12355B"/>
+                <w:sz w:val="19"/>
+                <w:szCs w:val="19"/>
+              </w:rPr>
+              <w:t xml:space="preserve">Because... </w:t>
+            </w:r>
+            <w:r>
+              <w:rPr>
+                <w:color w:val="AFBECC"/>
+                <w:sz w:val="19"/>
+                <w:szCs w:val="19"/>
+              </w:rPr>
+              <w:t xml:space="preserve">________________</w:t>
+            </w:r>
+          </w:p>
+          <w:p>
+            <w:pPr>
+              <w:pBdr>
+                <w:bottom w:val="single" w:color="AFBECC" w:sz="6"/>
+              </w:pBdr>
+              <w:spacing w:after="30" w:before="150"/>
+            </w:pPr>
+            <w:r>
+              <w:t xml:space="preserve"/>
+            </w:r>
+          </w:p>
+          <w:p>
+            <w:pPr>
+              <w:spacing w:after="40" w:before="80"/>
+            </w:pPr>
+            <w:r>
+              <w:rPr>
+                <w:b/>
+                <w:bCs/>
+                <w:color w:val="6B4FA0"/>
+                <w:sz w:val="19"/>
+                <w:szCs w:val="19"/>
+              </w:rPr>
+              <w:t xml:space="preserve">Although... </w:t>
+            </w:r>
+            <w:r>
+              <w:rPr>
+                <w:color w:val="AFBECC"/>
+                <w:sz w:val="19"/>
+                <w:szCs w:val="19"/>
+              </w:rPr>
+              <w:t xml:space="preserve">_______________</w:t>
+            </w:r>
+          </w:p>
+          <w:p>
+            <w:pPr>
+              <w:pBdr>
+                <w:bottom w:val="single" w:color="AFBECC" w:sz="6"/>
+              </w:pBdr>
+              <w:spacing w:after="30" w:before="150"/>
+            </w:pPr>
+            <w:r>
+              <w:t xml:space="preserve"/>
+            </w:r>
+          </w:p>
+          <w:p>
+            <w:pPr>
+              <w:spacing w:after="40" w:before="80"/>
+            </w:pPr>
+            <w:r>
+              <w:rPr>
+                <w:b/>
+                <w:bCs/>
+                <w:color w:val="1FA6A2"/>
+                <w:sz w:val="19"/>
+                <w:szCs w:val="19"/>
+              </w:rPr>
+              <w:t xml:space="preserve">Therefore... </w:t>
+            </w:r>
+            <w:r>
+              <w:rPr>
+                <w:color w:val="AFBECC"/>
+                <w:sz w:val="19"/>
+                <w:szCs w:val="19"/>
+              </w:rPr>
+              <w:t xml:space="preserve">______________</w:t>
+            </w:r>
+          </w:p>
+          <w:p>
+            <w:pPr>
+              <w:pBdr>
+                <w:bottom w:val="single" w:color="AFBECC" w:sz="6"/>
+              </w:pBdr>
+              <w:spacing w:after="30" w:before="150"/>
             </w:pPr>
             <w:r>
               <w:t xml:space="preserve"/>
@@ -3594,6 +4999,14 @@
         </w:tc>
       </w:tr>
     </w:tbl>
+    <w:p>
+      <w:pPr>
+        <w:spacing w:after="80"/>
+      </w:pPr>
+      <w:r>
+        <w:t xml:space="preserve"/>
+      </w:r>
+    </w:p>
     <w:p>
       <w:pPr>
         <w:pStyle w:val="Heading1"/>
@@ -3712,6 +5125,149 @@
         <w:t xml:space="preserve"/>
       </w:r>
     </w:p>
+    <w:p>
+      <w:pPr>
+        <w:spacing w:after="60"/>
+      </w:pPr>
+      <w:r>
+        <w:t xml:space="preserve"/>
+      </w:r>
+    </w:p>
+    <w:tbl>
+      <w:tblPr>
+        <w:tblW w:type="dxa" w:w="9360"/>
+        <w:tblBorders>
+          <w:top w:val="single" w:color="C7D2DD" w:sz="6"/>
+          <w:left w:val="single" w:color="C7D2DD" w:sz="6"/>
+          <w:bottom w:val="single" w:color="C7D2DD" w:sz="6"/>
+          <w:right w:val="single" w:color="C7D2DD" w:sz="6"/>
+          <w:insideH w:val="single" w:color="C7D2DD" w:sz="6"/>
+          <w:insideV w:val="single" w:color="C7D2DD" w:sz="6"/>
+        </w:tblBorders>
+      </w:tblPr>
+      <w:tblGrid>
+        <w:gridCol w:w="3120"/>
+        <w:gridCol w:w="3120"/>
+        <w:gridCol w:w="3120"/>
+      </w:tblGrid>
+      <w:tr>
+        <w:trPr>
+          <w:cantSplit/>
+          <w:tblHeader/>
+        </w:trPr>
+        <w:tc>
+          <w:tcPr>
+            <w:tcW w:type="dxa" w:w="9360"/>
+            <w:gridSpan w:val="3"/>
+            <w:shd w:fill="EEF4F8" w:color="auto" w:val="clear"/>
+            <w:tcMar>
+              <w:top w:type="dxa" w:w="60"/>
+              <w:left w:type="dxa" w:w="100"/>
+              <w:bottom w:type="dxa" w:w="60"/>
+              <w:right w:type="dxa" w:w="100"/>
+            </w:tcMar>
+          </w:tcPr>
+          <w:p>
+            <w:pPr>
+              <w:spacing w:after="0"/>
+            </w:pPr>
+            <w:r>
+              <w:rPr>
+                <w:b/>
+                <w:bCs/>
+                <w:color w:val="12355B"/>
+                <w:sz w:val="18"/>
+                <w:szCs w:val="18"/>
+              </w:rPr>
+              <w:t xml:space="preserve">EXIT CHECK · 3-POINT SELF-ASSESSMENT CHECKLIST</w:t>
+            </w:r>
+          </w:p>
+        </w:tc>
+      </w:tr>
+      <w:tr>
+        <w:trPr>
+          <w:cantSplit/>
+        </w:trPr>
+        <w:tc>
+          <w:tcPr>
+            <w:tcW w:type="dxa" w:w="3120"/>
+            <w:tcMar>
+              <w:top w:type="dxa" w:w="80"/>
+              <w:left w:type="dxa" w:w="100"/>
+              <w:bottom w:type="dxa" w:w="80"/>
+              <w:right w:type="dxa" w:w="100"/>
+            </w:tcMar>
+          </w:tcPr>
+          <w:p>
+            <w:pPr>
+              <w:spacing w:after="0"/>
+            </w:pPr>
+            <w:r>
+              <w:rPr>
+                <w:b/>
+                <w:bCs/>
+                <w:color w:val="1A2733"/>
+                <w:sz w:val="18"/>
+                <w:szCs w:val="18"/>
+              </w:rPr>
+              <w:t xml:space="preserve">☐ 1. Units &amp; Labels Verified</w:t>
+            </w:r>
+          </w:p>
+        </w:tc>
+        <w:tc>
+          <w:tcPr>
+            <w:tcW w:type="dxa" w:w="3120"/>
+            <w:tcMar>
+              <w:top w:type="dxa" w:w="80"/>
+              <w:left w:type="dxa" w:w="100"/>
+              <w:bottom w:type="dxa" w:w="80"/>
+              <w:right w:type="dxa" w:w="100"/>
+            </w:tcMar>
+          </w:tcPr>
+          <w:p>
+            <w:pPr>
+              <w:spacing w:after="0"/>
+            </w:pPr>
+            <w:r>
+              <w:rPr>
+                <w:b/>
+                <w:bCs/>
+                <w:color w:val="1A2733"/>
+                <w:sz w:val="18"/>
+                <w:szCs w:val="18"/>
+              </w:rPr>
+              <w:t xml:space="preserve">☐ 2. Reasoning Stated (Because / Although / Therefore)</w:t>
+            </w:r>
+          </w:p>
+        </w:tc>
+        <w:tc>
+          <w:tcPr>
+            <w:tcW w:type="dxa" w:w="3120"/>
+            <w:tcMar>
+              <w:top w:type="dxa" w:w="80"/>
+              <w:left w:type="dxa" w:w="100"/>
+              <w:bottom w:type="dxa" w:w="80"/>
+              <w:right w:type="dxa" w:w="100"/>
+            </w:tcMar>
+          </w:tcPr>
+          <w:p>
+            <w:pPr>
+              <w:spacing w:after="0"/>
+            </w:pPr>
+            <w:r>
+              <w:rPr>
+                <w:b/>
+                <w:bCs/>
+                <w:color w:val="1A2733"/>
+                <w:sz w:val="18"/>
+                <w:szCs w:val="18"/>
+              </w:rPr>
+              <w:t xml:space="preserve">☐ 3. Calculations Double-Checked</w:t>
+            </w:r>
+          </w:p>
+        </w:tc>
+      </w:tr>
+    </w:tbl>
     <w:p>
       <w:pPr>
         <w:pStyle w:val="Heading1"/>
